--- a/MS/wiley/resubmit/WES Completed files WYCD7NLV (2)/draft point to point file.docx
+++ b/MS/wiley/resubmit/WES Completed files WYCD7NLV (2)/draft point to point file.docx
@@ -416,29 +416,49 @@
         </w:rPr>
         <w:br/>
       </w:r>
+      <w:r>
+        <w:rPr>
+          <w:rFonts w:ascii="Times New Roman" w:hAnsi="Times New Roman" w:cs="Times New Roman"/>
+          <w:color w:val="000000"/>
+          <w:sz w:val="24"/>
+          <w:szCs w:val="24"/>
+          <w:shd w:val="clear" w:color="auto" w:fill="FFFFFF"/>
+        </w:rPr>
+        <w:t xml:space="preserve">Given the shape this manuscript is in, I refrain from providing a summary. Long story short is that the Material and Methods section is at best superficial. Countless parts that belong into this section are omitted (see detailed comments below for some examples). Altogether it would be impossible to replicate the study with the information provided, </w:t>
+      </w:r>
+      <w:r>
+        <w:rPr>
+          <w:rFonts w:ascii="Times New Roman" w:hAnsi="Times New Roman" w:cs="Times New Roman"/>
+          <w:color w:val="000000"/>
+          <w:sz w:val="24"/>
+          <w:szCs w:val="24"/>
+          <w:shd w:val="clear" w:color="auto" w:fill="FFFFFF"/>
+        </w:rPr>
+        <w:lastRenderedPageBreak/>
+        <w:t>and I cannot judge in any way whether the grounds on which the results build are solid. Given the maybe rather</w:t>
+      </w:r>
       <w:bookmarkStart w:id="0" w:name="_GoBack"/>
       <w:r>
         <w:rPr>
           <w:rFonts w:ascii="Times New Roman" w:hAnsi="Times New Roman" w:cs="Times New Roman"/>
-          <w:color w:val="000000"/>
-          <w:sz w:val="24"/>
-          <w:szCs w:val="24"/>
-          <w:shd w:val="clear" w:color="auto" w:fill="FFFFFF"/>
-        </w:rPr>
-        <w:t xml:space="preserve">Given the shape this manuscript is in, I refrain from providing a summary. Long story short is that the Material and Methods section is at best superficial. Countless parts that belong into this section are omitted (see detailed comments below for some examples). Altogether it would be impossible to replicate the study with the information provided, </w:t>
-      </w:r>
-      <w:r>
-        <w:rPr>
-          <w:rFonts w:ascii="Times New Roman" w:hAnsi="Times New Roman" w:cs="Times New Roman"/>
-          <w:color w:val="000000"/>
-          <w:sz w:val="24"/>
-          <w:szCs w:val="24"/>
-          <w:shd w:val="clear" w:color="auto" w:fill="FFFFFF"/>
-        </w:rPr>
-        <w:lastRenderedPageBreak/>
-        <w:t>and I cannot judge in any way whether the grounds on which the results build are solid. Given the maybe rather surprising result of domestic duck’s divergence long before we would expect domestication to have taken place, I find this worrying (admittedly, it is in principle possible that domestic ducks are remnants of an else extinct lineage; but I’d have to be convinced of this). </w:t>
+          <w:color w:val="0070C0"/>
+          <w:sz w:val="24"/>
+          <w:szCs w:val="24"/>
+          <w:shd w:val="clear" w:color="auto" w:fill="FFFFFF"/>
+        </w:rPr>
+        <w:t xml:space="preserve"> surprising result of domestic duck’s divergence long before we would expect domestication to have taken place</w:t>
       </w:r>
       <w:bookmarkEnd w:id="0"/>
+      <w:r>
+        <w:rPr>
+          <w:rFonts w:ascii="Times New Roman" w:hAnsi="Times New Roman" w:cs="Times New Roman"/>
+          <w:color w:val="000000"/>
+          <w:sz w:val="24"/>
+          <w:szCs w:val="24"/>
+          <w:shd w:val="clear" w:color="auto" w:fill="FFFFFF"/>
+        </w:rPr>
+        <w:t>, I find this worrying (admittedly, it is in principle possible that domestic ducks are remnants of an else extinct lineage; but I’d have to be convinced of this). </w:t>
+      </w:r>
       <w:r>
         <w:rPr>
           <w:rFonts w:ascii="Times New Roman" w:hAnsi="Times New Roman" w:cs="Times New Roman"/>

--- a/MS/wiley/resubmit/WES Completed files WYCD7NLV (2)/draft point to point file.docx
+++ b/MS/wiley/resubmit/WES Completed files WYCD7NLV (2)/draft point to point file.docx
@@ -437,7 +437,6 @@
         <w:lastRenderedPageBreak/>
         <w:t>and I cannot judge in any way whether the grounds on which the results build are solid. Given the maybe rather</w:t>
       </w:r>
-      <w:bookmarkStart w:id="0" w:name="_GoBack"/>
       <w:r>
         <w:rPr>
           <w:rFonts w:ascii="Times New Roman" w:hAnsi="Times New Roman" w:cs="Times New Roman"/>
@@ -448,7 +447,6 @@
         </w:rPr>
         <w:t xml:space="preserve"> surprising result of domestic duck’s divergence long before we would expect domestication to have taken place</w:t>
       </w:r>
-      <w:bookmarkEnd w:id="0"/>
       <w:r>
         <w:rPr>
           <w:rFonts w:ascii="Times New Roman" w:hAnsi="Times New Roman" w:cs="Times New Roman"/>
@@ -1595,6 +1593,7 @@
       <w:pPr>
         <w:rPr>
           <w:rFonts w:ascii="Times New Roman" w:hAnsi="Times New Roman" w:cs="Times New Roman"/>
+          <w:color w:val="000000"/>
           <w:sz w:val="24"/>
           <w:szCs w:val="24"/>
         </w:rPr>
@@ -2720,23 +2719,34 @@
         </w:rPr>
         <w:br/>
       </w:r>
-      <w:r>
-        <w:rPr>
-          <w:rFonts w:ascii="Times New Roman" w:hAnsi="Times New Roman" w:cs="Times New Roman"/>
-          <w:color w:val="000000"/>
-          <w:sz w:val="24"/>
-          <w:szCs w:val="24"/>
-        </w:rPr>
-        <w:br/>
-      </w:r>
-      <w:r>
-        <w:rPr>
-          <w:rFonts w:ascii="Times New Roman" w:hAnsi="Times New Roman" w:cs="Times New Roman"/>
-          <w:color w:val="000000"/>
-          <w:sz w:val="24"/>
-          <w:szCs w:val="24"/>
-          <w:shd w:val="clear" w:color="auto" w:fill="FFFFFF"/>
-        </w:rPr>
+    </w:p>
+    <w:p>
+      <w:pPr>
+        <w:rPr>
+          <w:rFonts w:ascii="Times New Roman" w:hAnsi="Times New Roman" w:cs="Times New Roman"/>
+          <w:color w:val="000000"/>
+          <w:sz w:val="24"/>
+          <w:szCs w:val="24"/>
+        </w:rPr>
+      </w:pPr>
+      <w:r>
+        <w:rPr>
+          <w:rFonts w:ascii="Times New Roman" w:hAnsi="Times New Roman" w:cs="Times New Roman"/>
+          <w:color w:val="000000"/>
+          <w:sz w:val="24"/>
+          <w:szCs w:val="24"/>
+        </w:rPr>
+        <w:br/>
+      </w:r>
+      <w:r>
+        <w:rPr>
+          <w:rFonts w:ascii="Times New Roman" w:hAnsi="Times New Roman" w:cs="Times New Roman"/>
+          <w:color w:val="000000"/>
+          <w:sz w:val="24"/>
+          <w:szCs w:val="24"/>
+          <w:shd w:val="clear" w:color="auto" w:fill="FFFFFF"/>
+        </w:rPr>
+        <w:lastRenderedPageBreak/>
         <w:t>how is that conclusion drawn here? Please describe your results. </w:t>
       </w:r>
       <w:r>
@@ -2755,391 +2765,505 @@
           <w:sz w:val="24"/>
           <w:szCs w:val="24"/>
         </w:rPr>
+        <w:br/>
+      </w:r>
+      <w:r>
+        <w:rPr>
+          <w:rFonts w:ascii="Times New Roman" w:hAnsi="Times New Roman" w:cs="Times New Roman"/>
+          <w:color w:val="000000"/>
+          <w:sz w:val="24"/>
+          <w:szCs w:val="24"/>
+          <w:shd w:val="clear" w:color="auto" w:fill="FFFFFF"/>
+        </w:rPr>
+        <w:t>Line 195 - “These observations do not demonstrate that domestic ducks are the offspring of mallard and spot-billed ducks, suggesting that the traditional domestication hypothesis may not fit the genetic data, whereas the FST-based phylogenetic tree indicates a population history compatible with the genetic structure analysis (Fig. 1 c-e</w:t>
+      </w:r>
+      <w:proofErr w:type="gramStart"/>
+      <w:r>
+        <w:rPr>
+          <w:rFonts w:ascii="Times New Roman" w:hAnsi="Times New Roman" w:cs="Times New Roman"/>
+          <w:color w:val="000000"/>
+          <w:sz w:val="24"/>
+          <w:szCs w:val="24"/>
+          <w:shd w:val="clear" w:color="auto" w:fill="FFFFFF"/>
+        </w:rPr>
+        <w:t>).“</w:t>
+      </w:r>
+      <w:proofErr w:type="gramEnd"/>
+      <w:r>
+        <w:rPr>
+          <w:rFonts w:ascii="Times New Roman" w:hAnsi="Times New Roman" w:cs="Times New Roman"/>
+          <w:color w:val="000000"/>
+          <w:sz w:val="24"/>
+          <w:szCs w:val="24"/>
+          <w:shd w:val="clear" w:color="auto" w:fill="FFFFFF"/>
+        </w:rPr>
+        <w:t> </w:t>
+      </w:r>
+      <w:r>
+        <w:rPr>
+          <w:rFonts w:ascii="Times New Roman" w:hAnsi="Times New Roman" w:cs="Times New Roman"/>
+          <w:color w:val="000000"/>
+          <w:sz w:val="24"/>
+          <w:szCs w:val="24"/>
+        </w:rPr>
+        <w:br/>
+      </w:r>
+    </w:p>
+    <w:p>
+      <w:pPr>
+        <w:rPr>
+          <w:rFonts w:ascii="Times New Roman" w:hAnsi="Times New Roman" w:cs="Times New Roman"/>
+          <w:color w:val="000000"/>
+          <w:sz w:val="24"/>
+          <w:szCs w:val="24"/>
+        </w:rPr>
+      </w:pPr>
+      <w:r>
+        <w:rPr>
+          <w:rFonts w:ascii="Times New Roman" w:hAnsi="Times New Roman" w:cs="Times New Roman"/>
+          <w:color w:val="000000"/>
+          <w:sz w:val="24"/>
+          <w:szCs w:val="24"/>
+        </w:rPr>
+        <w:br/>
+      </w:r>
+      <w:r>
+        <w:rPr>
+          <w:rFonts w:ascii="Times New Roman" w:hAnsi="Times New Roman" w:cs="Times New Roman"/>
+          <w:color w:val="000000"/>
+          <w:sz w:val="24"/>
+          <w:szCs w:val="24"/>
+          <w:shd w:val="clear" w:color="auto" w:fill="FFFFFF"/>
+        </w:rPr>
+        <w:t xml:space="preserve">Lots of these wrong with </w:t>
+      </w:r>
+      <w:proofErr w:type="gramStart"/>
+      <w:r>
+        <w:rPr>
+          <w:rFonts w:ascii="Times New Roman" w:hAnsi="Times New Roman" w:cs="Times New Roman"/>
+          <w:color w:val="000000"/>
+          <w:sz w:val="24"/>
+          <w:szCs w:val="24"/>
+          <w:shd w:val="clear" w:color="auto" w:fill="FFFFFF"/>
+        </w:rPr>
+        <w:t>these sentence</w:t>
+      </w:r>
+      <w:proofErr w:type="gramEnd"/>
+      <w:r>
+        <w:rPr>
+          <w:rFonts w:ascii="Times New Roman" w:hAnsi="Times New Roman" w:cs="Times New Roman"/>
+          <w:color w:val="000000"/>
+          <w:sz w:val="24"/>
+          <w:szCs w:val="24"/>
+          <w:shd w:val="clear" w:color="auto" w:fill="FFFFFF"/>
+        </w:rPr>
+        <w:t>. For example: what hypothesis? Do you mean descend instead of offspring? </w:t>
+      </w:r>
+      <w:r>
+        <w:rPr>
+          <w:rFonts w:ascii="Times New Roman" w:hAnsi="Times New Roman" w:cs="Times New Roman"/>
+          <w:color w:val="000000"/>
+          <w:sz w:val="24"/>
+          <w:szCs w:val="24"/>
+        </w:rPr>
+        <w:br/>
+      </w:r>
+    </w:p>
+    <w:p>
+      <w:pPr>
+        <w:rPr>
+          <w:rFonts w:ascii="Times New Roman" w:hAnsi="Times New Roman" w:cs="Times New Roman"/>
+          <w:color w:val="000000"/>
+          <w:sz w:val="24"/>
+          <w:szCs w:val="24"/>
+        </w:rPr>
+      </w:pPr>
+      <w:r>
+        <w:rPr>
+          <w:rFonts w:ascii="Times New Roman" w:hAnsi="Times New Roman" w:cs="Times New Roman"/>
+          <w:color w:val="000000"/>
+          <w:sz w:val="24"/>
+          <w:szCs w:val="24"/>
+        </w:rPr>
+        <w:br/>
+      </w:r>
+      <w:r>
+        <w:rPr>
+          <w:rFonts w:ascii="Times New Roman" w:hAnsi="Times New Roman" w:cs="Times New Roman"/>
+          <w:color w:val="000000"/>
+          <w:sz w:val="24"/>
+          <w:szCs w:val="24"/>
+          <w:shd w:val="clear" w:color="auto" w:fill="FFFFFF"/>
+        </w:rPr>
+        <w:t>Line 204: “which may also lead to the separation between domestic and wild ducks occurring earlier than the two wild ducks” - no idea what this means. </w:t>
+      </w:r>
+      <w:r>
+        <w:rPr>
+          <w:rFonts w:ascii="Times New Roman" w:hAnsi="Times New Roman" w:cs="Times New Roman"/>
+          <w:color w:val="000000"/>
+          <w:sz w:val="24"/>
+          <w:szCs w:val="24"/>
+        </w:rPr>
+        <w:br/>
+      </w:r>
+      <w:r>
+        <w:rPr>
+          <w:rFonts w:ascii="Times New Roman" w:hAnsi="Times New Roman" w:cs="Times New Roman"/>
+          <w:color w:val="000000"/>
+          <w:sz w:val="24"/>
+          <w:szCs w:val="24"/>
+        </w:rPr>
+        <w:br/>
+      </w:r>
+      <w:r>
+        <w:rPr>
+          <w:rFonts w:ascii="Times New Roman" w:hAnsi="Times New Roman" w:cs="Times New Roman"/>
+          <w:color w:val="000000"/>
+          <w:sz w:val="24"/>
+          <w:szCs w:val="24"/>
+          <w:shd w:val="clear" w:color="auto" w:fill="FFFFFF"/>
+        </w:rPr>
+        <w:t xml:space="preserve">The resulting age of the </w:t>
+      </w:r>
+      <w:proofErr w:type="spellStart"/>
+      <w:r>
+        <w:rPr>
+          <w:rFonts w:ascii="Times New Roman" w:hAnsi="Times New Roman" w:cs="Times New Roman"/>
+          <w:color w:val="000000"/>
+          <w:sz w:val="24"/>
+          <w:szCs w:val="24"/>
+          <w:shd w:val="clear" w:color="auto" w:fill="FFFFFF"/>
+        </w:rPr>
+        <w:t>Dadi</w:t>
+      </w:r>
+      <w:proofErr w:type="spellEnd"/>
+      <w:r>
+        <w:rPr>
+          <w:rFonts w:ascii="Times New Roman" w:hAnsi="Times New Roman" w:cs="Times New Roman"/>
+          <w:color w:val="000000"/>
+          <w:sz w:val="24"/>
+          <w:szCs w:val="24"/>
+          <w:shd w:val="clear" w:color="auto" w:fill="FFFFFF"/>
+        </w:rPr>
+        <w:t xml:space="preserve"> analysis are pretty old. What mutation rate did the author used? It is also hard to see why the authors have specified this model in </w:t>
+      </w:r>
+      <w:proofErr w:type="spellStart"/>
+      <w:r>
+        <w:rPr>
+          <w:rFonts w:ascii="Times New Roman" w:hAnsi="Times New Roman" w:cs="Times New Roman"/>
+          <w:color w:val="000000"/>
+          <w:sz w:val="24"/>
+          <w:szCs w:val="24"/>
+          <w:shd w:val="clear" w:color="auto" w:fill="FFFFFF"/>
+        </w:rPr>
+        <w:t>Dadi</w:t>
+      </w:r>
+      <w:proofErr w:type="spellEnd"/>
+      <w:r>
+        <w:rPr>
+          <w:rFonts w:ascii="Times New Roman" w:hAnsi="Times New Roman" w:cs="Times New Roman"/>
+          <w:color w:val="000000"/>
+          <w:sz w:val="24"/>
+          <w:szCs w:val="24"/>
+          <w:shd w:val="clear" w:color="auto" w:fill="FFFFFF"/>
+        </w:rPr>
+        <w:t xml:space="preserve"> as I am not 100% convinced that their phylogenetic analysis is right. For </w:t>
+      </w:r>
+      <w:proofErr w:type="gramStart"/>
+      <w:r>
+        <w:rPr>
+          <w:rFonts w:ascii="Times New Roman" w:hAnsi="Times New Roman" w:cs="Times New Roman"/>
+          <w:color w:val="000000"/>
+          <w:sz w:val="24"/>
+          <w:szCs w:val="24"/>
+          <w:shd w:val="clear" w:color="auto" w:fill="FFFFFF"/>
+        </w:rPr>
+        <w:t>example,  in</w:t>
+      </w:r>
+      <w:proofErr w:type="gramEnd"/>
+      <w:r>
+        <w:rPr>
+          <w:rFonts w:ascii="Times New Roman" w:hAnsi="Times New Roman" w:cs="Times New Roman"/>
+          <w:color w:val="000000"/>
+          <w:sz w:val="24"/>
+          <w:szCs w:val="24"/>
+          <w:shd w:val="clear" w:color="auto" w:fill="FFFFFF"/>
+        </w:rPr>
+        <w:t xml:space="preserve"> Figure 1b, where is the root? If The root is placed on the longest internal branch then Mallard and Spot-Billed are not monophyletic, were these samples properly assigned to their respective species? If these are not monophyletic it would affect the divergence time of arbitrary defined clusters. </w:t>
+      </w:r>
+      <w:r>
+        <w:rPr>
+          <w:rFonts w:ascii="Times New Roman" w:hAnsi="Times New Roman" w:cs="Times New Roman"/>
+          <w:color w:val="000000"/>
+          <w:sz w:val="24"/>
+          <w:szCs w:val="24"/>
+        </w:rPr>
+        <w:br/>
+      </w:r>
+    </w:p>
+    <w:p>
+      <w:pPr>
+        <w:rPr>
+          <w:rFonts w:ascii="Times New Roman" w:hAnsi="Times New Roman" w:cs="Times New Roman"/>
+          <w:color w:val="000000"/>
+          <w:sz w:val="24"/>
+          <w:szCs w:val="24"/>
+        </w:rPr>
+      </w:pPr>
+      <w:r>
+        <w:rPr>
+          <w:rFonts w:ascii="Times New Roman" w:hAnsi="Times New Roman" w:cs="Times New Roman"/>
+          <w:color w:val="000000"/>
+          <w:sz w:val="24"/>
+          <w:szCs w:val="24"/>
+        </w:rPr>
+        <w:br/>
+      </w:r>
+      <w:proofErr w:type="gramStart"/>
+      <w:r>
+        <w:rPr>
+          <w:rFonts w:ascii="Times New Roman" w:hAnsi="Times New Roman" w:cs="Times New Roman"/>
+          <w:color w:val="000000"/>
+          <w:sz w:val="24"/>
+          <w:szCs w:val="24"/>
+          <w:shd w:val="clear" w:color="auto" w:fill="FFFFFF"/>
+        </w:rPr>
+        <w:t>Again</w:t>
+      </w:r>
+      <w:proofErr w:type="gramEnd"/>
+      <w:r>
+        <w:rPr>
+          <w:rFonts w:ascii="Times New Roman" w:hAnsi="Times New Roman" w:cs="Times New Roman"/>
+          <w:color w:val="000000"/>
+          <w:sz w:val="24"/>
+          <w:szCs w:val="24"/>
+          <w:shd w:val="clear" w:color="auto" w:fill="FFFFFF"/>
+        </w:rPr>
+        <w:t xml:space="preserve"> no mention of generation time of mutation rate for PSMC analysis </w:t>
+      </w:r>
+      <w:r>
+        <w:rPr>
+          <w:rFonts w:ascii="Times New Roman" w:hAnsi="Times New Roman" w:cs="Times New Roman"/>
+          <w:color w:val="000000"/>
+          <w:sz w:val="24"/>
+          <w:szCs w:val="24"/>
+        </w:rPr>
+        <w:br/>
+      </w:r>
+      <w:r>
+        <w:rPr>
+          <w:rFonts w:ascii="Times New Roman" w:hAnsi="Times New Roman" w:cs="Times New Roman"/>
+          <w:color w:val="000000"/>
+          <w:sz w:val="24"/>
+          <w:szCs w:val="24"/>
+        </w:rPr>
+        <w:br/>
+      </w:r>
+      <w:r>
+        <w:rPr>
+          <w:rFonts w:ascii="Times New Roman" w:hAnsi="Times New Roman" w:cs="Times New Roman"/>
+          <w:color w:val="000000"/>
+          <w:sz w:val="24"/>
+          <w:szCs w:val="24"/>
+          <w:shd w:val="clear" w:color="auto" w:fill="FFFFFF"/>
+        </w:rPr>
+        <w:t>Line 363 “The genomic average genetic distance between the mallard and spot-billed ducks (mean FST: 0.0637) is significantly lower than that in mallard/spot-billed vs. domestic pairs (mean FST: 0.2832, 0.2498) (Fig. 4b).” </w:t>
+      </w:r>
+      <w:r>
+        <w:rPr>
+          <w:rFonts w:ascii="Times New Roman" w:hAnsi="Times New Roman" w:cs="Times New Roman"/>
+          <w:color w:val="000000"/>
+          <w:sz w:val="24"/>
+          <w:szCs w:val="24"/>
+        </w:rPr>
+        <w:br/>
+      </w:r>
+    </w:p>
+    <w:p>
+      <w:pPr>
+        <w:rPr>
+          <w:rFonts w:ascii="Times New Roman" w:hAnsi="Times New Roman" w:cs="Times New Roman"/>
+          <w:color w:val="000000"/>
+          <w:sz w:val="24"/>
+          <w:szCs w:val="24"/>
+        </w:rPr>
+      </w:pPr>
+      <w:r>
+        <w:rPr>
+          <w:rFonts w:ascii="Times New Roman" w:hAnsi="Times New Roman" w:cs="Times New Roman"/>
+          <w:color w:val="000000"/>
+          <w:sz w:val="24"/>
+          <w:szCs w:val="24"/>
+        </w:rPr>
+        <w:br/>
+      </w:r>
+      <w:r>
+        <w:rPr>
+          <w:rFonts w:ascii="Times New Roman" w:hAnsi="Times New Roman" w:cs="Times New Roman"/>
+          <w:color w:val="000000"/>
+          <w:sz w:val="24"/>
+          <w:szCs w:val="24"/>
+          <w:shd w:val="clear" w:color="auto" w:fill="FFFFFF"/>
+        </w:rPr>
+        <w:t xml:space="preserve">Same point made above for the </w:t>
+      </w:r>
+      <w:proofErr w:type="spellStart"/>
+      <w:r>
+        <w:rPr>
+          <w:rFonts w:ascii="Times New Roman" w:hAnsi="Times New Roman" w:cs="Times New Roman"/>
+          <w:color w:val="000000"/>
+          <w:sz w:val="24"/>
+          <w:szCs w:val="24"/>
+          <w:shd w:val="clear" w:color="auto" w:fill="FFFFFF"/>
+        </w:rPr>
+        <w:t>dadi</w:t>
+      </w:r>
+      <w:proofErr w:type="spellEnd"/>
+      <w:r>
+        <w:rPr>
+          <w:rFonts w:ascii="Times New Roman" w:hAnsi="Times New Roman" w:cs="Times New Roman"/>
+          <w:color w:val="000000"/>
+          <w:sz w:val="24"/>
+          <w:szCs w:val="24"/>
+          <w:shd w:val="clear" w:color="auto" w:fill="FFFFFF"/>
+        </w:rPr>
+        <w:t xml:space="preserve"> analysis yet using another example - if you look at Figure 1d at K=4 it seems that some Mallard are closer to spot billed duck. Which would explain this result. </w:t>
+      </w:r>
+      <w:r>
+        <w:rPr>
+          <w:rFonts w:ascii="Times New Roman" w:hAnsi="Times New Roman" w:cs="Times New Roman"/>
+          <w:color w:val="000000"/>
+          <w:sz w:val="24"/>
+          <w:szCs w:val="24"/>
+        </w:rPr>
+        <w:br/>
+      </w:r>
+      <w:r>
+        <w:rPr>
+          <w:rFonts w:ascii="Times New Roman" w:hAnsi="Times New Roman" w:cs="Times New Roman"/>
+          <w:color w:val="000000"/>
+          <w:sz w:val="24"/>
+          <w:szCs w:val="24"/>
+        </w:rPr>
+        <w:br/>
+      </w:r>
+      <w:r>
+        <w:rPr>
+          <w:rFonts w:ascii="Times New Roman" w:hAnsi="Times New Roman" w:cs="Times New Roman"/>
+          <w:color w:val="000000"/>
+          <w:sz w:val="24"/>
+          <w:szCs w:val="24"/>
+          <w:shd w:val="clear" w:color="auto" w:fill="FFFFFF"/>
+        </w:rPr>
+        <w:t xml:space="preserve">I really have </w:t>
+      </w:r>
+      <w:proofErr w:type="spellStart"/>
+      <w:r>
+        <w:rPr>
+          <w:rFonts w:ascii="Times New Roman" w:hAnsi="Times New Roman" w:cs="Times New Roman"/>
+          <w:color w:val="000000"/>
+          <w:sz w:val="24"/>
+          <w:szCs w:val="24"/>
+          <w:shd w:val="clear" w:color="auto" w:fill="FFFFFF"/>
+        </w:rPr>
+        <w:t>difficulting</w:t>
+      </w:r>
+      <w:proofErr w:type="spellEnd"/>
+      <w:r>
+        <w:rPr>
+          <w:rFonts w:ascii="Times New Roman" w:hAnsi="Times New Roman" w:cs="Times New Roman"/>
+          <w:color w:val="000000"/>
+          <w:sz w:val="24"/>
+          <w:szCs w:val="24"/>
+          <w:shd w:val="clear" w:color="auto" w:fill="FFFFFF"/>
+        </w:rPr>
+        <w:t xml:space="preserve"> understanding the whole section about the ΔDAF analysis and what is being done / what it actually means. </w:t>
+      </w:r>
+      <w:r>
+        <w:rPr>
+          <w:rFonts w:ascii="Times New Roman" w:hAnsi="Times New Roman" w:cs="Times New Roman"/>
+          <w:color w:val="000000"/>
+          <w:sz w:val="24"/>
+          <w:szCs w:val="24"/>
+        </w:rPr>
+        <w:br/>
+      </w:r>
+    </w:p>
+    <w:p>
+      <w:pPr>
+        <w:rPr>
+          <w:rFonts w:ascii="Times New Roman" w:hAnsi="Times New Roman" w:cs="Times New Roman"/>
+          <w:color w:val="000000"/>
+          <w:sz w:val="24"/>
+          <w:szCs w:val="24"/>
+        </w:rPr>
+      </w:pPr>
+      <w:r>
+        <w:rPr>
+          <w:rFonts w:ascii="Times New Roman" w:hAnsi="Times New Roman" w:cs="Times New Roman"/>
+          <w:color w:val="000000"/>
+          <w:sz w:val="24"/>
+          <w:szCs w:val="24"/>
+        </w:rPr>
+        <w:br/>
+      </w:r>
+      <w:r>
+        <w:rPr>
+          <w:rFonts w:ascii="Times New Roman" w:hAnsi="Times New Roman" w:cs="Times New Roman"/>
+          <w:color w:val="000000"/>
+          <w:sz w:val="24"/>
+          <w:szCs w:val="24"/>
+          <w:shd w:val="clear" w:color="auto" w:fill="FFFFFF"/>
+        </w:rPr>
+        <w:t>ABBA/BABA: </w:t>
+      </w:r>
+      <w:r>
+        <w:rPr>
+          <w:rFonts w:ascii="Times New Roman" w:hAnsi="Times New Roman" w:cs="Times New Roman"/>
+          <w:color w:val="000000"/>
+          <w:sz w:val="24"/>
+          <w:szCs w:val="24"/>
+        </w:rPr>
+        <w:br/>
+      </w:r>
+    </w:p>
+    <w:p>
+      <w:pPr>
+        <w:rPr>
+          <w:rFonts w:ascii="Times New Roman" w:hAnsi="Times New Roman" w:cs="Times New Roman"/>
+          <w:color w:val="000000"/>
+          <w:sz w:val="24"/>
+          <w:szCs w:val="24"/>
+        </w:rPr>
+      </w:pPr>
+    </w:p>
+    <w:p>
+      <w:pPr>
+        <w:rPr>
+          <w:rFonts w:ascii="Times New Roman" w:hAnsi="Times New Roman" w:cs="Times New Roman"/>
+          <w:color w:val="000000"/>
+          <w:sz w:val="24"/>
+          <w:szCs w:val="24"/>
+        </w:rPr>
+      </w:pPr>
+      <w:r>
+        <w:rPr>
+          <w:rFonts w:ascii="Times New Roman" w:hAnsi="Times New Roman" w:cs="Times New Roman"/>
+          <w:color w:val="000000"/>
+          <w:sz w:val="24"/>
+          <w:szCs w:val="24"/>
+        </w:rPr>
+        <w:br/>
+      </w:r>
+      <w:r>
+        <w:rPr>
+          <w:rFonts w:ascii="Times New Roman" w:hAnsi="Times New Roman" w:cs="Times New Roman"/>
+          <w:color w:val="000000"/>
+          <w:sz w:val="24"/>
+          <w:szCs w:val="24"/>
+          <w:shd w:val="clear" w:color="auto" w:fill="FFFFFF"/>
+        </w:rPr>
         <w:lastRenderedPageBreak/>
-        <w:br/>
-      </w:r>
-      <w:r>
-        <w:rPr>
-          <w:rFonts w:ascii="Times New Roman" w:hAnsi="Times New Roman" w:cs="Times New Roman"/>
-          <w:color w:val="000000"/>
-          <w:sz w:val="24"/>
-          <w:szCs w:val="24"/>
-          <w:shd w:val="clear" w:color="auto" w:fill="FFFFFF"/>
-        </w:rPr>
-        <w:t>Line 195 - “These observations do not demonstrate that domestic ducks are the offspring of mallard and spot-billed ducks, suggesting that the traditional domestication hypothesis may not fit the genetic data, whereas the FST-based phylogenetic tree indicates a population history compatible with the genetic structure analysis (Fig. 1 c-e).“ </w:t>
-      </w:r>
-      <w:r>
-        <w:rPr>
-          <w:rFonts w:ascii="Times New Roman" w:hAnsi="Times New Roman" w:cs="Times New Roman"/>
-          <w:color w:val="000000"/>
-          <w:sz w:val="24"/>
-          <w:szCs w:val="24"/>
-        </w:rPr>
-        <w:br/>
-      </w:r>
-      <w:r>
-        <w:rPr>
-          <w:rFonts w:ascii="Times New Roman" w:hAnsi="Times New Roman" w:cs="Times New Roman"/>
-          <w:color w:val="000000"/>
-          <w:sz w:val="24"/>
-          <w:szCs w:val="24"/>
-        </w:rPr>
-        <w:br/>
-      </w:r>
-      <w:r>
-        <w:rPr>
-          <w:rFonts w:ascii="Times New Roman" w:hAnsi="Times New Roman" w:cs="Times New Roman"/>
-          <w:color w:val="000000"/>
-          <w:sz w:val="24"/>
-          <w:szCs w:val="24"/>
-          <w:shd w:val="clear" w:color="auto" w:fill="FFFFFF"/>
-        </w:rPr>
-        <w:t>Lots of these wrong with these sentence. For example: what hypothesis? Do you mean descend instead of offspring? </w:t>
-      </w:r>
-      <w:r>
-        <w:rPr>
-          <w:rFonts w:ascii="Times New Roman" w:hAnsi="Times New Roman" w:cs="Times New Roman"/>
-          <w:color w:val="000000"/>
-          <w:sz w:val="24"/>
-          <w:szCs w:val="24"/>
-        </w:rPr>
-        <w:br/>
-      </w:r>
-      <w:r>
-        <w:rPr>
-          <w:rFonts w:ascii="Times New Roman" w:hAnsi="Times New Roman" w:cs="Times New Roman"/>
-          <w:color w:val="000000"/>
-          <w:sz w:val="24"/>
-          <w:szCs w:val="24"/>
-        </w:rPr>
-        <w:br/>
-      </w:r>
-      <w:r>
-        <w:rPr>
-          <w:rFonts w:ascii="Times New Roman" w:hAnsi="Times New Roman" w:cs="Times New Roman"/>
-          <w:color w:val="000000"/>
-          <w:sz w:val="24"/>
-          <w:szCs w:val="24"/>
-          <w:shd w:val="clear" w:color="auto" w:fill="FFFFFF"/>
-        </w:rPr>
-        <w:t>Line 204: “which may also lead to the separation between domestic and wild ducks occurring earlier than the two wild ducks” - no idea what this means. </w:t>
-      </w:r>
-      <w:r>
-        <w:rPr>
-          <w:rFonts w:ascii="Times New Roman" w:hAnsi="Times New Roman" w:cs="Times New Roman"/>
-          <w:color w:val="000000"/>
-          <w:sz w:val="24"/>
-          <w:szCs w:val="24"/>
-        </w:rPr>
-        <w:br/>
-      </w:r>
-      <w:r>
-        <w:rPr>
-          <w:rFonts w:ascii="Times New Roman" w:hAnsi="Times New Roman" w:cs="Times New Roman"/>
-          <w:color w:val="000000"/>
-          <w:sz w:val="24"/>
-          <w:szCs w:val="24"/>
-        </w:rPr>
-        <w:br/>
-      </w:r>
-      <w:r>
-        <w:rPr>
-          <w:rFonts w:ascii="Times New Roman" w:hAnsi="Times New Roman" w:cs="Times New Roman"/>
-          <w:color w:val="000000"/>
-          <w:sz w:val="24"/>
-          <w:szCs w:val="24"/>
-          <w:shd w:val="clear" w:color="auto" w:fill="FFFFFF"/>
-        </w:rPr>
-        <w:t xml:space="preserve">The resulting age of the </w:t>
-      </w:r>
-      <w:proofErr w:type="spellStart"/>
-      <w:r>
-        <w:rPr>
-          <w:rFonts w:ascii="Times New Roman" w:hAnsi="Times New Roman" w:cs="Times New Roman"/>
-          <w:color w:val="000000"/>
-          <w:sz w:val="24"/>
-          <w:szCs w:val="24"/>
-          <w:shd w:val="clear" w:color="auto" w:fill="FFFFFF"/>
-        </w:rPr>
-        <w:t>Dadi</w:t>
-      </w:r>
-      <w:proofErr w:type="spellEnd"/>
-      <w:r>
-        <w:rPr>
-          <w:rFonts w:ascii="Times New Roman" w:hAnsi="Times New Roman" w:cs="Times New Roman"/>
-          <w:color w:val="000000"/>
-          <w:sz w:val="24"/>
-          <w:szCs w:val="24"/>
-          <w:shd w:val="clear" w:color="auto" w:fill="FFFFFF"/>
-        </w:rPr>
-        <w:t xml:space="preserve"> analysis are pretty old. What mutation rate did the author used? It is also hard to see why the authors have specified this model in </w:t>
-      </w:r>
-      <w:proofErr w:type="spellStart"/>
-      <w:r>
-        <w:rPr>
-          <w:rFonts w:ascii="Times New Roman" w:hAnsi="Times New Roman" w:cs="Times New Roman"/>
-          <w:color w:val="000000"/>
-          <w:sz w:val="24"/>
-          <w:szCs w:val="24"/>
-          <w:shd w:val="clear" w:color="auto" w:fill="FFFFFF"/>
-        </w:rPr>
-        <w:t>Dadi</w:t>
-      </w:r>
-      <w:proofErr w:type="spellEnd"/>
-      <w:r>
-        <w:rPr>
-          <w:rFonts w:ascii="Times New Roman" w:hAnsi="Times New Roman" w:cs="Times New Roman"/>
-          <w:color w:val="000000"/>
-          <w:sz w:val="24"/>
-          <w:szCs w:val="24"/>
-          <w:shd w:val="clear" w:color="auto" w:fill="FFFFFF"/>
-        </w:rPr>
-        <w:t xml:space="preserve"> as I am not 100% convinced that their phylogenetic analysis is right. For </w:t>
-      </w:r>
-      <w:proofErr w:type="gramStart"/>
-      <w:r>
-        <w:rPr>
-          <w:rFonts w:ascii="Times New Roman" w:hAnsi="Times New Roman" w:cs="Times New Roman"/>
-          <w:color w:val="000000"/>
-          <w:sz w:val="24"/>
-          <w:szCs w:val="24"/>
-          <w:shd w:val="clear" w:color="auto" w:fill="FFFFFF"/>
-        </w:rPr>
-        <w:t>example,  in</w:t>
-      </w:r>
-      <w:proofErr w:type="gramEnd"/>
-      <w:r>
-        <w:rPr>
-          <w:rFonts w:ascii="Times New Roman" w:hAnsi="Times New Roman" w:cs="Times New Roman"/>
-          <w:color w:val="000000"/>
-          <w:sz w:val="24"/>
-          <w:szCs w:val="24"/>
-          <w:shd w:val="clear" w:color="auto" w:fill="FFFFFF"/>
-        </w:rPr>
-        <w:t xml:space="preserve"> Figure 1b, where is the root? If The root is placed on the longest internal branch then Mallard and Spot-Billed are not monophyletic, were these samples properly assigned to their respective species? If these are not monophyletic it would affect the divergence time of arbitrary defined clusters. </w:t>
-      </w:r>
-      <w:r>
-        <w:rPr>
-          <w:rFonts w:ascii="Times New Roman" w:hAnsi="Times New Roman" w:cs="Times New Roman"/>
-          <w:color w:val="000000"/>
-          <w:sz w:val="24"/>
-          <w:szCs w:val="24"/>
-        </w:rPr>
-        <w:br/>
-      </w:r>
-      <w:r>
-        <w:rPr>
-          <w:rFonts w:ascii="Times New Roman" w:hAnsi="Times New Roman" w:cs="Times New Roman"/>
-          <w:color w:val="000000"/>
-          <w:sz w:val="24"/>
-          <w:szCs w:val="24"/>
-        </w:rPr>
-        <w:br/>
-      </w:r>
-      <w:proofErr w:type="gramStart"/>
-      <w:r>
-        <w:rPr>
-          <w:rFonts w:ascii="Times New Roman" w:hAnsi="Times New Roman" w:cs="Times New Roman"/>
-          <w:color w:val="000000"/>
-          <w:sz w:val="24"/>
-          <w:szCs w:val="24"/>
-          <w:shd w:val="clear" w:color="auto" w:fill="FFFFFF"/>
-        </w:rPr>
-        <w:t>Again</w:t>
-      </w:r>
-      <w:proofErr w:type="gramEnd"/>
-      <w:r>
-        <w:rPr>
-          <w:rFonts w:ascii="Times New Roman" w:hAnsi="Times New Roman" w:cs="Times New Roman"/>
-          <w:color w:val="000000"/>
-          <w:sz w:val="24"/>
-          <w:szCs w:val="24"/>
-          <w:shd w:val="clear" w:color="auto" w:fill="FFFFFF"/>
-        </w:rPr>
-        <w:t xml:space="preserve"> no mention of generation time of mutation rate for PSMC analysis </w:t>
-      </w:r>
-      <w:r>
-        <w:rPr>
-          <w:rFonts w:ascii="Times New Roman" w:hAnsi="Times New Roman" w:cs="Times New Roman"/>
-          <w:color w:val="000000"/>
-          <w:sz w:val="24"/>
-          <w:szCs w:val="24"/>
-        </w:rPr>
-        <w:br/>
-      </w:r>
-      <w:r>
-        <w:rPr>
-          <w:rFonts w:ascii="Times New Roman" w:hAnsi="Times New Roman" w:cs="Times New Roman"/>
-          <w:color w:val="000000"/>
-          <w:sz w:val="24"/>
-          <w:szCs w:val="24"/>
-        </w:rPr>
-        <w:br/>
-      </w:r>
-      <w:r>
-        <w:rPr>
-          <w:rFonts w:ascii="Times New Roman" w:hAnsi="Times New Roman" w:cs="Times New Roman"/>
-          <w:color w:val="000000"/>
-          <w:sz w:val="24"/>
-          <w:szCs w:val="24"/>
-          <w:shd w:val="clear" w:color="auto" w:fill="FFFFFF"/>
-        </w:rPr>
-        <w:t>Line 363 “The genomic average genetic distance between the mallard and spot-billed ducks (mean FST: 0.0637) is significantly lower than that in mallard/spot-billed vs. domestic pairs (mean FST: 0.2832, 0.2498) (Fig. 4b).” </w:t>
-      </w:r>
-      <w:r>
-        <w:rPr>
-          <w:rFonts w:ascii="Times New Roman" w:hAnsi="Times New Roman" w:cs="Times New Roman"/>
-          <w:color w:val="000000"/>
-          <w:sz w:val="24"/>
-          <w:szCs w:val="24"/>
-        </w:rPr>
-        <w:br/>
-      </w:r>
-      <w:r>
-        <w:rPr>
-          <w:rFonts w:ascii="Times New Roman" w:hAnsi="Times New Roman" w:cs="Times New Roman"/>
-          <w:color w:val="000000"/>
-          <w:sz w:val="24"/>
-          <w:szCs w:val="24"/>
-        </w:rPr>
-        <w:br/>
-      </w:r>
-      <w:r>
-        <w:rPr>
-          <w:rFonts w:ascii="Times New Roman" w:hAnsi="Times New Roman" w:cs="Times New Roman"/>
-          <w:color w:val="000000"/>
-          <w:sz w:val="24"/>
-          <w:szCs w:val="24"/>
-          <w:shd w:val="clear" w:color="auto" w:fill="FFFFFF"/>
-        </w:rPr>
-        <w:t xml:space="preserve">Same point made above for the </w:t>
-      </w:r>
-      <w:proofErr w:type="spellStart"/>
-      <w:r>
-        <w:rPr>
-          <w:rFonts w:ascii="Times New Roman" w:hAnsi="Times New Roman" w:cs="Times New Roman"/>
-          <w:color w:val="000000"/>
-          <w:sz w:val="24"/>
-          <w:szCs w:val="24"/>
-          <w:shd w:val="clear" w:color="auto" w:fill="FFFFFF"/>
-        </w:rPr>
-        <w:t>dadi</w:t>
-      </w:r>
-      <w:proofErr w:type="spellEnd"/>
-      <w:r>
-        <w:rPr>
-          <w:rFonts w:ascii="Times New Roman" w:hAnsi="Times New Roman" w:cs="Times New Roman"/>
-          <w:color w:val="000000"/>
-          <w:sz w:val="24"/>
-          <w:szCs w:val="24"/>
-          <w:shd w:val="clear" w:color="auto" w:fill="FFFFFF"/>
-        </w:rPr>
-        <w:t xml:space="preserve"> analysis yet using another example - if you look at Figure 1d at K=4 it seems that some Mallard are closer to spot billed duck. Which would explain this result. </w:t>
-      </w:r>
-      <w:r>
-        <w:rPr>
-          <w:rFonts w:ascii="Times New Roman" w:hAnsi="Times New Roman" w:cs="Times New Roman"/>
-          <w:color w:val="000000"/>
-          <w:sz w:val="24"/>
-          <w:szCs w:val="24"/>
-        </w:rPr>
-        <w:br/>
-      </w:r>
-      <w:r>
-        <w:rPr>
-          <w:rFonts w:ascii="Times New Roman" w:hAnsi="Times New Roman" w:cs="Times New Roman"/>
-          <w:color w:val="000000"/>
-          <w:sz w:val="24"/>
-          <w:szCs w:val="24"/>
-        </w:rPr>
-        <w:br/>
-      </w:r>
-      <w:r>
-        <w:rPr>
-          <w:rFonts w:ascii="Times New Roman" w:hAnsi="Times New Roman" w:cs="Times New Roman"/>
-          <w:color w:val="000000"/>
-          <w:sz w:val="24"/>
-          <w:szCs w:val="24"/>
-          <w:shd w:val="clear" w:color="auto" w:fill="FFFFFF"/>
-        </w:rPr>
-        <w:t xml:space="preserve">I really have </w:t>
-      </w:r>
-      <w:proofErr w:type="spellStart"/>
-      <w:r>
-        <w:rPr>
-          <w:rFonts w:ascii="Times New Roman" w:hAnsi="Times New Roman" w:cs="Times New Roman"/>
-          <w:color w:val="000000"/>
-          <w:sz w:val="24"/>
-          <w:szCs w:val="24"/>
-          <w:shd w:val="clear" w:color="auto" w:fill="FFFFFF"/>
-        </w:rPr>
-        <w:t>difficulting</w:t>
-      </w:r>
-      <w:proofErr w:type="spellEnd"/>
-      <w:r>
-        <w:rPr>
-          <w:rFonts w:ascii="Times New Roman" w:hAnsi="Times New Roman" w:cs="Times New Roman"/>
-          <w:color w:val="000000"/>
-          <w:sz w:val="24"/>
-          <w:szCs w:val="24"/>
-          <w:shd w:val="clear" w:color="auto" w:fill="FFFFFF"/>
-        </w:rPr>
-        <w:t xml:space="preserve"> understanding the whole section about the ΔDAF analysis and what is being done / what it actually means. </w:t>
-      </w:r>
-      <w:r>
-        <w:rPr>
-          <w:rFonts w:ascii="Times New Roman" w:hAnsi="Times New Roman" w:cs="Times New Roman"/>
-          <w:color w:val="000000"/>
-          <w:sz w:val="24"/>
-          <w:szCs w:val="24"/>
-        </w:rPr>
-        <w:br/>
-      </w:r>
-      <w:r>
-        <w:rPr>
-          <w:rFonts w:ascii="Times New Roman" w:hAnsi="Times New Roman" w:cs="Times New Roman"/>
-          <w:color w:val="000000"/>
-          <w:sz w:val="24"/>
-          <w:szCs w:val="24"/>
-        </w:rPr>
-        <w:br/>
-      </w:r>
-      <w:r>
-        <w:rPr>
-          <w:rFonts w:ascii="Times New Roman" w:hAnsi="Times New Roman" w:cs="Times New Roman"/>
-          <w:color w:val="000000"/>
-          <w:sz w:val="24"/>
-          <w:szCs w:val="24"/>
-          <w:shd w:val="clear" w:color="auto" w:fill="FFFFFF"/>
-        </w:rPr>
-        <w:t>ABBA/BABA: </w:t>
-      </w:r>
-      <w:r>
-        <w:rPr>
-          <w:rFonts w:ascii="Times New Roman" w:hAnsi="Times New Roman" w:cs="Times New Roman"/>
-          <w:color w:val="000000"/>
-          <w:sz w:val="24"/>
-          <w:szCs w:val="24"/>
-        </w:rPr>
-        <w:br/>
-      </w:r>
-      <w:r>
-        <w:rPr>
-          <w:rFonts w:ascii="Times New Roman" w:hAnsi="Times New Roman" w:cs="Times New Roman"/>
-          <w:color w:val="000000"/>
-          <w:sz w:val="24"/>
-          <w:szCs w:val="24"/>
-        </w:rPr>
-        <w:br/>
-      </w:r>
-      <w:r>
-        <w:rPr>
-          <w:rFonts w:ascii="Times New Roman" w:hAnsi="Times New Roman" w:cs="Times New Roman"/>
-          <w:color w:val="000000"/>
-          <w:sz w:val="24"/>
-          <w:szCs w:val="24"/>
-          <w:shd w:val="clear" w:color="auto" w:fill="FFFFFF"/>
-        </w:rPr>
         <w:t>387 “The findings suggested that the genetic relationship between mallard and spot-billed ducks are closer than that between the two wild species and the domestic duck (Fig. S30a).” </w:t>
       </w:r>
       <w:r>
@@ -3151,6 +3275,16 @@
         </w:rPr>
         <w:br/>
       </w:r>
+    </w:p>
+    <w:p>
+      <w:pPr>
+        <w:rPr>
+          <w:rFonts w:ascii="Times New Roman" w:hAnsi="Times New Roman" w:cs="Times New Roman"/>
+          <w:color w:val="000000"/>
+          <w:sz w:val="24"/>
+          <w:szCs w:val="24"/>
+        </w:rPr>
+      </w:pPr>
       <w:r>
         <w:rPr>
           <w:rFonts w:ascii="Times New Roman" w:hAnsi="Times New Roman" w:cs="Times New Roman"/>
@@ -3196,28 +3330,29 @@
           <w:szCs w:val="24"/>
           <w:shd w:val="clear" w:color="auto" w:fill="FFFFFF"/>
         </w:rPr>
-        <w:t xml:space="preserve">389: “We also found evidence of gene flow between the domestic and wild ducks; this </w:t>
-      </w:r>
-      <w:r>
-        <w:rPr>
-          <w:rFonts w:ascii="Times New Roman" w:hAnsi="Times New Roman" w:cs="Times New Roman"/>
-          <w:color w:val="000000"/>
-          <w:sz w:val="24"/>
-          <w:szCs w:val="24"/>
-          <w:shd w:val="clear" w:color="auto" w:fill="FFFFFF"/>
-        </w:rPr>
-        <w:lastRenderedPageBreak/>
-        <w:t>evidence is consistent with the above analysis (Fig. 1d, D-statistics: -0.2972; jackknife std: 0.4189).” </w:t>
-      </w:r>
-      <w:r>
-        <w:rPr>
-          <w:rFonts w:ascii="Times New Roman" w:hAnsi="Times New Roman" w:cs="Times New Roman"/>
-          <w:color w:val="000000"/>
-          <w:sz w:val="24"/>
-          <w:szCs w:val="24"/>
-        </w:rPr>
-        <w:br/>
-      </w:r>
+        <w:t>389: “We also found evidence of gene flow between the domestic and wild ducks; this evidence is consistent with the above analysis (Fig. 1d, D-statistics: -0.2972; jackknife std: 0.4189).” </w:t>
+      </w:r>
+      <w:r>
+        <w:rPr>
+          <w:rFonts w:ascii="Times New Roman" w:hAnsi="Times New Roman" w:cs="Times New Roman"/>
+          <w:color w:val="000000"/>
+          <w:sz w:val="24"/>
+          <w:szCs w:val="24"/>
+        </w:rPr>
+        <w:br/>
+      </w:r>
+    </w:p>
+    <w:p>
+      <w:pPr>
+        <w:rPr>
+          <w:rFonts w:ascii="Times New Roman" w:hAnsi="Times New Roman" w:cs="Times New Roman"/>
+          <w:color w:val="000000"/>
+          <w:sz w:val="24"/>
+          <w:szCs w:val="24"/>
+        </w:rPr>
+      </w:pPr>
+      <w:bookmarkStart w:id="0" w:name="_GoBack"/>
+      <w:bookmarkEnd w:id="0"/>
       <w:r>
         <w:rPr>
           <w:rFonts w:ascii="Times New Roman" w:hAnsi="Times New Roman" w:cs="Times New Roman"/>
@@ -3350,13 +3485,44 @@
         </w:rPr>
         <w:br/>
       </w:r>
-      <w:r>
-        <w:rPr>
-          <w:rFonts w:ascii="Times New Roman" w:hAnsi="Times New Roman" w:cs="Times New Roman"/>
-          <w:color w:val="000000"/>
-          <w:sz w:val="24"/>
-          <w:szCs w:val="24"/>
-        </w:rPr>
+    </w:p>
+    <w:p>
+      <w:pPr>
+        <w:widowControl/>
+        <w:jc w:val="left"/>
+        <w:rPr>
+          <w:rFonts w:ascii="Times New Roman" w:hAnsi="Times New Roman" w:cs="Times New Roman"/>
+          <w:color w:val="000000"/>
+          <w:sz w:val="24"/>
+          <w:szCs w:val="24"/>
+        </w:rPr>
+      </w:pPr>
+      <w:r>
+        <w:rPr>
+          <w:rFonts w:ascii="Times New Roman" w:hAnsi="Times New Roman" w:cs="Times New Roman"/>
+          <w:color w:val="000000"/>
+          <w:sz w:val="24"/>
+          <w:szCs w:val="24"/>
+        </w:rPr>
+        <w:br w:type="page"/>
+      </w:r>
+    </w:p>
+    <w:p>
+      <w:pPr>
+        <w:rPr>
+          <w:rFonts w:ascii="Times New Roman" w:hAnsi="Times New Roman" w:cs="Times New Roman"/>
+          <w:sz w:val="24"/>
+          <w:szCs w:val="24"/>
+        </w:rPr>
+      </w:pPr>
+      <w:r>
+        <w:rPr>
+          <w:rFonts w:ascii="Times New Roman" w:hAnsi="Times New Roman" w:cs="Times New Roman"/>
+          <w:color w:val="000000"/>
+          <w:sz w:val="24"/>
+          <w:szCs w:val="24"/>
+        </w:rPr>
+        <w:lastRenderedPageBreak/>
         <w:br/>
       </w:r>
       <w:r>
@@ -3547,20 +3713,204 @@
           <w:szCs w:val="24"/>
           <w:shd w:val="clear" w:color="auto" w:fill="FFFFFF"/>
         </w:rPr>
+        <w:t xml:space="preserve">Structurally, the organization of the paper is difficult to follow. There is information in Results that belongs in Methods, and a lot is missing from the Methods section. The text is highly fragmented, and contains many typos and non-standard terms that obscure what the authors did and make it difficult for me to fully assess the quality of their analyses. </w:t>
+      </w:r>
+      <w:r>
+        <w:rPr>
+          <w:rFonts w:ascii="Times New Roman" w:hAnsi="Times New Roman" w:cs="Times New Roman"/>
+          <w:b/>
+          <w:color w:val="000000"/>
+          <w:sz w:val="24"/>
+          <w:szCs w:val="24"/>
+          <w:shd w:val="clear" w:color="auto" w:fill="FFFFFF"/>
+        </w:rPr>
+        <w:t>A lot of very important information is in the SI only, and should be moved into the main text.</w:t>
+      </w:r>
+      <w:r>
+        <w:rPr>
+          <w:rFonts w:ascii="Times New Roman" w:hAnsi="Times New Roman" w:cs="Times New Roman"/>
+          <w:color w:val="000000"/>
+          <w:sz w:val="24"/>
+          <w:szCs w:val="24"/>
+          <w:shd w:val="clear" w:color="auto" w:fill="FFFFFF"/>
+        </w:rPr>
+        <w:t> </w:t>
+      </w:r>
+      <w:r>
+        <w:rPr>
+          <w:rFonts w:ascii="Times New Roman" w:hAnsi="Times New Roman" w:cs="Times New Roman"/>
+          <w:color w:val="000000"/>
+          <w:sz w:val="24"/>
+          <w:szCs w:val="24"/>
+        </w:rPr>
+        <w:br/>
+      </w:r>
+      <w:r>
+        <w:rPr>
+          <w:rFonts w:ascii="Times New Roman" w:hAnsi="Times New Roman" w:cs="Times New Roman"/>
+          <w:color w:val="000000"/>
+          <w:sz w:val="24"/>
+          <w:szCs w:val="24"/>
+        </w:rPr>
+        <w:br/>
+      </w:r>
+      <w:r>
+        <w:rPr>
+          <w:rFonts w:ascii="Times New Roman" w:hAnsi="Times New Roman" w:cs="Times New Roman"/>
+          <w:color w:val="000000"/>
+          <w:sz w:val="24"/>
+          <w:szCs w:val="24"/>
+          <w:shd w:val="clear" w:color="auto" w:fill="FFFFFF"/>
+        </w:rPr>
+        <w:t xml:space="preserve">The </w:t>
+      </w:r>
+      <w:proofErr w:type="spellStart"/>
+      <w:r>
+        <w:rPr>
+          <w:rFonts w:ascii="Times New Roman" w:hAnsi="Times New Roman" w:cs="Times New Roman"/>
+          <w:color w:val="000000"/>
+          <w:sz w:val="24"/>
+          <w:szCs w:val="24"/>
+          <w:shd w:val="clear" w:color="auto" w:fill="FFFFFF"/>
+        </w:rPr>
+        <w:t>dadi</w:t>
+      </w:r>
+      <w:proofErr w:type="spellEnd"/>
+      <w:r>
+        <w:rPr>
+          <w:rFonts w:ascii="Times New Roman" w:hAnsi="Times New Roman" w:cs="Times New Roman"/>
+          <w:color w:val="000000"/>
+          <w:sz w:val="24"/>
+          <w:szCs w:val="24"/>
+          <w:shd w:val="clear" w:color="auto" w:fill="FFFFFF"/>
+        </w:rPr>
+        <w:t xml:space="preserve"> sections are particularly hard to follow – I think the authors were performing good analysis (I particularly like that they were comparing two different demographic inference methods), but I would need more details and a clearer explanation of what was done to fully assess what they did. </w:t>
+      </w:r>
+      <w:r>
+        <w:rPr>
+          <w:rFonts w:ascii="Times New Roman" w:hAnsi="Times New Roman" w:cs="Times New Roman"/>
+          <w:color w:val="000000"/>
+          <w:sz w:val="24"/>
+          <w:szCs w:val="24"/>
+        </w:rPr>
+        <w:br/>
+      </w:r>
+      <w:r>
+        <w:rPr>
+          <w:rFonts w:ascii="Times New Roman" w:hAnsi="Times New Roman" w:cs="Times New Roman"/>
+          <w:color w:val="000000"/>
+          <w:sz w:val="24"/>
+          <w:szCs w:val="24"/>
+        </w:rPr>
+        <w:br/>
+      </w:r>
+      <w:r>
+        <w:rPr>
+          <w:rFonts w:ascii="Times New Roman" w:hAnsi="Times New Roman" w:cs="Times New Roman"/>
+          <w:color w:val="000000"/>
+          <w:sz w:val="24"/>
+          <w:szCs w:val="24"/>
+          <w:shd w:val="clear" w:color="auto" w:fill="FFFFFF"/>
+        </w:rPr>
+        <w:t>The figures look very good, though some need additional axes labeling, and clearer legends as some details are unclear, particularly in the supplementary figures. </w:t>
+      </w:r>
+      <w:r>
+        <w:rPr>
+          <w:rFonts w:ascii="Times New Roman" w:hAnsi="Times New Roman" w:cs="Times New Roman"/>
+          <w:color w:val="000000"/>
+          <w:sz w:val="24"/>
+          <w:szCs w:val="24"/>
+        </w:rPr>
+        <w:br/>
+      </w:r>
+      <w:r>
+        <w:rPr>
+          <w:rFonts w:ascii="Times New Roman" w:hAnsi="Times New Roman" w:cs="Times New Roman"/>
+          <w:color w:val="000000"/>
+          <w:sz w:val="24"/>
+          <w:szCs w:val="24"/>
+        </w:rPr>
+        <w:br/>
+      </w:r>
+      <w:r>
+        <w:rPr>
+          <w:rFonts w:ascii="Times New Roman" w:hAnsi="Times New Roman" w:cs="Times New Roman"/>
+          <w:color w:val="000000"/>
+          <w:sz w:val="24"/>
+          <w:szCs w:val="24"/>
+          <w:shd w:val="clear" w:color="auto" w:fill="FFFFFF"/>
+        </w:rPr>
+        <w:t>The supplementary materials are better written and organized, but still require extensive editing and standardization of terms used. </w:t>
+      </w:r>
+      <w:r>
+        <w:rPr>
+          <w:rFonts w:ascii="Times New Roman" w:hAnsi="Times New Roman" w:cs="Times New Roman"/>
+          <w:color w:val="000000"/>
+          <w:sz w:val="24"/>
+          <w:szCs w:val="24"/>
+        </w:rPr>
+        <w:br/>
+      </w:r>
+      <w:r>
+        <w:rPr>
+          <w:rFonts w:ascii="Times New Roman" w:hAnsi="Times New Roman" w:cs="Times New Roman"/>
+          <w:color w:val="000000"/>
+          <w:sz w:val="24"/>
+          <w:szCs w:val="24"/>
+        </w:rPr>
         <w:lastRenderedPageBreak/>
-        <w:t xml:space="preserve">Structurally, the organization of the paper is difficult to follow. There is information in Results that belongs in Methods, and a lot is missing from the Methods section. The text is highly fragmented, and contains many typos and non-standard terms that obscure what the authors did and make it difficult for me to fully assess the quality of their analyses. </w:t>
-      </w:r>
-      <w:r>
-        <w:rPr>
-          <w:rFonts w:ascii="Times New Roman" w:hAnsi="Times New Roman" w:cs="Times New Roman"/>
-          <w:b/>
-          <w:color w:val="000000"/>
-          <w:sz w:val="24"/>
-          <w:szCs w:val="24"/>
-          <w:shd w:val="clear" w:color="auto" w:fill="FFFFFF"/>
-        </w:rPr>
-        <w:t>A lot of very important information is in the SI only, and should be moved into the main text.</w:t>
-      </w:r>
+        <w:br/>
+      </w:r>
+      <w:r>
+        <w:rPr>
+          <w:rFonts w:ascii="Times New Roman" w:hAnsi="Times New Roman" w:cs="Times New Roman"/>
+          <w:color w:val="000000"/>
+          <w:sz w:val="24"/>
+          <w:szCs w:val="24"/>
+        </w:rPr>
+        <w:br/>
+      </w:r>
+      <w:r>
+        <w:rPr>
+          <w:rFonts w:ascii="Times New Roman" w:hAnsi="Times New Roman" w:cs="Times New Roman"/>
+          <w:color w:val="000000"/>
+          <w:sz w:val="24"/>
+          <w:szCs w:val="24"/>
+          <w:shd w:val="clear" w:color="auto" w:fill="FFFFFF"/>
+        </w:rPr>
+        <w:t>Some specific comments: </w:t>
+      </w:r>
+      <w:r>
+        <w:rPr>
+          <w:rFonts w:ascii="Times New Roman" w:hAnsi="Times New Roman" w:cs="Times New Roman"/>
+          <w:color w:val="000000"/>
+          <w:sz w:val="24"/>
+          <w:szCs w:val="24"/>
+        </w:rPr>
+        <w:br/>
+      </w:r>
+      <w:r>
+        <w:rPr>
+          <w:rFonts w:ascii="Times New Roman" w:hAnsi="Times New Roman" w:cs="Times New Roman"/>
+          <w:color w:val="000000"/>
+          <w:sz w:val="24"/>
+          <w:szCs w:val="24"/>
+          <w:shd w:val="clear" w:color="auto" w:fill="FFFFFF"/>
+        </w:rPr>
+        <w:t>( I have not commented on every part of the text that needs clarification/editing, but have listed a few places below as examples of where more clarity is needed</w:t>
+      </w:r>
+      <w:proofErr w:type="gramStart"/>
+      <w:r>
+        <w:rPr>
+          <w:rFonts w:ascii="Times New Roman" w:hAnsi="Times New Roman" w:cs="Times New Roman"/>
+          <w:color w:val="000000"/>
+          <w:sz w:val="24"/>
+          <w:szCs w:val="24"/>
+          <w:shd w:val="clear" w:color="auto" w:fill="FFFFFF"/>
+        </w:rPr>
+        <w:t>. )</w:t>
+      </w:r>
+      <w:proofErr w:type="gramEnd"/>
       <w:r>
         <w:rPr>
           <w:rFonts w:ascii="Times New Roman" w:hAnsi="Times New Roman" w:cs="Times New Roman"/>
@@ -3597,7 +3947,91 @@
           <w:szCs w:val="24"/>
           <w:shd w:val="clear" w:color="auto" w:fill="FFFFFF"/>
         </w:rPr>
-        <w:t xml:space="preserve">The </w:t>
+        <w:t>Make clearer throughout text and figures which populations are domestic/wild, and how species/populations were combined into the site frequency spectrum and other analyses. </w:t>
+      </w:r>
+      <w:r>
+        <w:rPr>
+          <w:rFonts w:ascii="Times New Roman" w:hAnsi="Times New Roman" w:cs="Times New Roman"/>
+          <w:color w:val="000000"/>
+          <w:sz w:val="24"/>
+          <w:szCs w:val="24"/>
+        </w:rPr>
+        <w:br/>
+      </w:r>
+      <w:r>
+        <w:rPr>
+          <w:rFonts w:ascii="Times New Roman" w:hAnsi="Times New Roman" w:cs="Times New Roman"/>
+          <w:color w:val="000000"/>
+          <w:sz w:val="24"/>
+          <w:szCs w:val="24"/>
+        </w:rPr>
+        <w:br/>
+      </w:r>
+      <w:r>
+        <w:rPr>
+          <w:rFonts w:ascii="Times New Roman" w:hAnsi="Times New Roman" w:cs="Times New Roman"/>
+          <w:color w:val="000000"/>
+          <w:sz w:val="24"/>
+          <w:szCs w:val="24"/>
+          <w:shd w:val="clear" w:color="auto" w:fill="FFFFFF"/>
+        </w:rPr>
+        <w:t>Methods section: resequencing and variant calling information should be presented here, not just in Results </w:t>
+      </w:r>
+      <w:r>
+        <w:rPr>
+          <w:rFonts w:ascii="Times New Roman" w:hAnsi="Times New Roman" w:cs="Times New Roman"/>
+          <w:color w:val="000000"/>
+          <w:sz w:val="24"/>
+          <w:szCs w:val="24"/>
+        </w:rPr>
+        <w:br/>
+      </w:r>
+      <w:r>
+        <w:rPr>
+          <w:rFonts w:ascii="Times New Roman" w:hAnsi="Times New Roman" w:cs="Times New Roman"/>
+          <w:color w:val="000000"/>
+          <w:sz w:val="24"/>
+          <w:szCs w:val="24"/>
+        </w:rPr>
+        <w:br/>
+      </w:r>
+      <w:r>
+        <w:rPr>
+          <w:rFonts w:ascii="Times New Roman" w:hAnsi="Times New Roman" w:cs="Times New Roman"/>
+          <w:color w:val="000000"/>
+          <w:sz w:val="24"/>
+          <w:szCs w:val="24"/>
+          <w:shd w:val="clear" w:color="auto" w:fill="FFFFFF"/>
+        </w:rPr>
+        <w:t>What does “we quantized the frequency of each SNP of 8 domestic duck populations into one population” – does this refer to generating the SFS? Is it valid to combine these different populations into one? (admixture and PCA indicate that it’s okay I think, but need more clarity here) </w:t>
+      </w:r>
+      <w:r>
+        <w:rPr>
+          <w:rFonts w:ascii="Times New Roman" w:hAnsi="Times New Roman" w:cs="Times New Roman"/>
+          <w:color w:val="000000"/>
+          <w:sz w:val="24"/>
+          <w:szCs w:val="24"/>
+        </w:rPr>
+        <w:br/>
+      </w:r>
+      <w:r>
+        <w:rPr>
+          <w:rFonts w:ascii="Times New Roman" w:hAnsi="Times New Roman" w:cs="Times New Roman"/>
+          <w:color w:val="000000"/>
+          <w:sz w:val="24"/>
+          <w:szCs w:val="24"/>
+        </w:rPr>
+        <w:br/>
+      </w:r>
+      <w:r>
+        <w:rPr>
+          <w:rFonts w:ascii="Times New Roman" w:hAnsi="Times New Roman" w:cs="Times New Roman"/>
+          <w:color w:val="000000"/>
+          <w:sz w:val="24"/>
+          <w:szCs w:val="24"/>
+          <w:shd w:val="clear" w:color="auto" w:fill="FFFFFF"/>
+        </w:rPr>
+        <w:t xml:space="preserve">“We simulated divergence” – it’s not quite a simulation, it’s more inferring the best parameters in </w:t>
       </w:r>
       <w:proofErr w:type="spellStart"/>
       <w:r>
@@ -3619,119 +4053,717 @@
           <w:szCs w:val="24"/>
           <w:shd w:val="clear" w:color="auto" w:fill="FFFFFF"/>
         </w:rPr>
-        <w:t xml:space="preserve"> sections are particularly hard to follow – I think the authors were performing good analysis (I particularly like that they were comparing two different demographic inference methods), but I would need more details and a clearer explanation of what was done to fully assess what they did. </w:t>
-      </w:r>
-      <w:r>
-        <w:rPr>
-          <w:rFonts w:ascii="Times New Roman" w:hAnsi="Times New Roman" w:cs="Times New Roman"/>
-          <w:color w:val="000000"/>
-          <w:sz w:val="24"/>
-          <w:szCs w:val="24"/>
-        </w:rPr>
-        <w:br/>
-      </w:r>
-      <w:r>
-        <w:rPr>
-          <w:rFonts w:ascii="Times New Roman" w:hAnsi="Times New Roman" w:cs="Times New Roman"/>
-          <w:color w:val="000000"/>
-          <w:sz w:val="24"/>
-          <w:szCs w:val="24"/>
-        </w:rPr>
-        <w:br/>
-      </w:r>
-      <w:r>
-        <w:rPr>
-          <w:rFonts w:ascii="Times New Roman" w:hAnsi="Times New Roman" w:cs="Times New Roman"/>
-          <w:color w:val="000000"/>
-          <w:sz w:val="24"/>
-          <w:szCs w:val="24"/>
-          <w:shd w:val="clear" w:color="auto" w:fill="FFFFFF"/>
-        </w:rPr>
-        <w:t>The figures look very good, though some need additional axes labeling, and clearer legends as some details are unclear, particularly in the supplementary figures. </w:t>
-      </w:r>
-      <w:r>
-        <w:rPr>
-          <w:rFonts w:ascii="Times New Roman" w:hAnsi="Times New Roman" w:cs="Times New Roman"/>
-          <w:color w:val="000000"/>
-          <w:sz w:val="24"/>
-          <w:szCs w:val="24"/>
-        </w:rPr>
-        <w:br/>
-      </w:r>
-      <w:r>
-        <w:rPr>
-          <w:rFonts w:ascii="Times New Roman" w:hAnsi="Times New Roman" w:cs="Times New Roman"/>
-          <w:color w:val="000000"/>
-          <w:sz w:val="24"/>
-          <w:szCs w:val="24"/>
-        </w:rPr>
-        <w:br/>
-      </w:r>
-      <w:r>
-        <w:rPr>
-          <w:rFonts w:ascii="Times New Roman" w:hAnsi="Times New Roman" w:cs="Times New Roman"/>
-          <w:color w:val="000000"/>
-          <w:sz w:val="24"/>
-          <w:szCs w:val="24"/>
-          <w:shd w:val="clear" w:color="auto" w:fill="FFFFFF"/>
-        </w:rPr>
-        <w:t>The supplementary materials are better written and organized, but still require extensive editing and standardization of terms used. </w:t>
-      </w:r>
-      <w:r>
-        <w:rPr>
-          <w:rFonts w:ascii="Times New Roman" w:hAnsi="Times New Roman" w:cs="Times New Roman"/>
-          <w:color w:val="000000"/>
-          <w:sz w:val="24"/>
-          <w:szCs w:val="24"/>
-        </w:rPr>
-        <w:br/>
-      </w:r>
-      <w:r>
-        <w:rPr>
-          <w:rFonts w:ascii="Times New Roman" w:hAnsi="Times New Roman" w:cs="Times New Roman"/>
-          <w:color w:val="000000"/>
-          <w:sz w:val="24"/>
-          <w:szCs w:val="24"/>
-        </w:rPr>
-        <w:br/>
-      </w:r>
-      <w:r>
-        <w:rPr>
-          <w:rFonts w:ascii="Times New Roman" w:hAnsi="Times New Roman" w:cs="Times New Roman"/>
-          <w:color w:val="000000"/>
-          <w:sz w:val="24"/>
-          <w:szCs w:val="24"/>
-        </w:rPr>
-        <w:br/>
-      </w:r>
-      <w:r>
-        <w:rPr>
-          <w:rFonts w:ascii="Times New Roman" w:hAnsi="Times New Roman" w:cs="Times New Roman"/>
-          <w:color w:val="000000"/>
-          <w:sz w:val="24"/>
-          <w:szCs w:val="24"/>
-          <w:shd w:val="clear" w:color="auto" w:fill="FFFFFF"/>
-        </w:rPr>
-        <w:t>Some specific comments: </w:t>
-      </w:r>
-      <w:r>
-        <w:rPr>
-          <w:rFonts w:ascii="Times New Roman" w:hAnsi="Times New Roman" w:cs="Times New Roman"/>
-          <w:color w:val="000000"/>
-          <w:sz w:val="24"/>
-          <w:szCs w:val="24"/>
-        </w:rPr>
-        <w:br/>
-      </w:r>
-      <w:r>
-        <w:rPr>
-          <w:rFonts w:ascii="Times New Roman" w:hAnsi="Times New Roman" w:cs="Times New Roman"/>
-          <w:color w:val="000000"/>
-          <w:sz w:val="24"/>
-          <w:szCs w:val="24"/>
-          <w:shd w:val="clear" w:color="auto" w:fill="FFFFFF"/>
-        </w:rPr>
-        <w:t>( I have not commented on every part of the text that needs clarification/editing, but have listed a few places below as examples of where more clarity is needed</w:t>
+        <w:t>, right? </w:t>
+      </w:r>
+      <w:r>
+        <w:rPr>
+          <w:rFonts w:ascii="Times New Roman" w:hAnsi="Times New Roman" w:cs="Times New Roman"/>
+          <w:color w:val="000000"/>
+          <w:sz w:val="24"/>
+          <w:szCs w:val="24"/>
+        </w:rPr>
+        <w:br/>
+      </w:r>
+      <w:r>
+        <w:rPr>
+          <w:rFonts w:ascii="Times New Roman" w:hAnsi="Times New Roman" w:cs="Times New Roman"/>
+          <w:color w:val="000000"/>
+          <w:sz w:val="24"/>
+          <w:szCs w:val="24"/>
+        </w:rPr>
+        <w:br/>
+      </w:r>
+      <w:r>
+        <w:rPr>
+          <w:rFonts w:ascii="Times New Roman" w:hAnsi="Times New Roman" w:cs="Times New Roman"/>
+          <w:color w:val="000000"/>
+          <w:sz w:val="24"/>
+          <w:szCs w:val="24"/>
+          <w:shd w:val="clear" w:color="auto" w:fill="FFFFFF"/>
+        </w:rPr>
+        <w:t>Need to define IM models and how they differ from “split with migration” models (this is clearer in the SI) </w:t>
+      </w:r>
+      <w:r>
+        <w:rPr>
+          <w:rFonts w:ascii="Times New Roman" w:hAnsi="Times New Roman" w:cs="Times New Roman"/>
+          <w:color w:val="000000"/>
+          <w:sz w:val="24"/>
+          <w:szCs w:val="24"/>
+        </w:rPr>
+        <w:br/>
+      </w:r>
+      <w:r>
+        <w:rPr>
+          <w:rFonts w:ascii="Times New Roman" w:hAnsi="Times New Roman" w:cs="Times New Roman"/>
+          <w:color w:val="000000"/>
+          <w:sz w:val="24"/>
+          <w:szCs w:val="24"/>
+        </w:rPr>
+        <w:br/>
+      </w:r>
+      <w:r>
+        <w:rPr>
+          <w:rFonts w:ascii="Times New Roman" w:hAnsi="Times New Roman" w:cs="Times New Roman"/>
+          <w:color w:val="000000"/>
+          <w:sz w:val="24"/>
+          <w:szCs w:val="24"/>
+          <w:shd w:val="clear" w:color="auto" w:fill="FFFFFF"/>
+        </w:rPr>
+        <w:t>What does “L represents the length of the SNPs and diluted by the rate of SNP sampling” mean? L should be the total length of sequence (variant and invariant) that was used for variant calling </w:t>
+      </w:r>
+      <w:r>
+        <w:rPr>
+          <w:rFonts w:ascii="Times New Roman" w:hAnsi="Times New Roman" w:cs="Times New Roman"/>
+          <w:color w:val="000000"/>
+          <w:sz w:val="24"/>
+          <w:szCs w:val="24"/>
+        </w:rPr>
+        <w:br/>
+      </w:r>
+      <w:r>
+        <w:rPr>
+          <w:rFonts w:ascii="Times New Roman" w:hAnsi="Times New Roman" w:cs="Times New Roman"/>
+          <w:color w:val="000000"/>
+          <w:sz w:val="24"/>
+          <w:szCs w:val="24"/>
+        </w:rPr>
+        <w:br/>
+      </w:r>
+      <w:r>
+        <w:rPr>
+          <w:rFonts w:ascii="Times New Roman" w:hAnsi="Times New Roman" w:cs="Times New Roman"/>
+          <w:color w:val="000000"/>
+          <w:sz w:val="24"/>
+          <w:szCs w:val="24"/>
+          <w:shd w:val="clear" w:color="auto" w:fill="FFFFFF"/>
+        </w:rPr>
+        <w:t>Make it clear what genome(s) the resequencing reads were mapped to. Were they all mapped to the same reference genome? Which analyses were the pooled data used for? Was there an impact of pooled vs. non pooled data? Make all this much clearer throughout the text. </w:t>
+      </w:r>
+      <w:r>
+        <w:rPr>
+          <w:rFonts w:ascii="Times New Roman" w:hAnsi="Times New Roman" w:cs="Times New Roman"/>
+          <w:color w:val="000000"/>
+          <w:sz w:val="24"/>
+          <w:szCs w:val="24"/>
+        </w:rPr>
+        <w:br/>
+      </w:r>
+      <w:r>
+        <w:rPr>
+          <w:rFonts w:ascii="Times New Roman" w:hAnsi="Times New Roman" w:cs="Times New Roman"/>
+          <w:color w:val="000000"/>
+          <w:sz w:val="24"/>
+          <w:szCs w:val="24"/>
+        </w:rPr>
+        <w:br/>
+      </w:r>
+      <w:r>
+        <w:rPr>
+          <w:rFonts w:ascii="Times New Roman" w:hAnsi="Times New Roman" w:cs="Times New Roman"/>
+          <w:color w:val="000000"/>
+          <w:sz w:val="24"/>
+          <w:szCs w:val="24"/>
+          <w:shd w:val="clear" w:color="auto" w:fill="FFFFFF"/>
+        </w:rPr>
+        <w:t>Interpretation of PCA and admixture looks pretty good – I like that you tested multiple levels of coverage and sample sizes to account for those effects. </w:t>
+      </w:r>
+      <w:r>
+        <w:rPr>
+          <w:rFonts w:ascii="Times New Roman" w:hAnsi="Times New Roman" w:cs="Times New Roman"/>
+          <w:color w:val="000000"/>
+          <w:sz w:val="24"/>
+          <w:szCs w:val="24"/>
+        </w:rPr>
+        <w:br/>
+      </w:r>
+      <w:r>
+        <w:rPr>
+          <w:rFonts w:ascii="Times New Roman" w:hAnsi="Times New Roman" w:cs="Times New Roman"/>
+          <w:color w:val="000000"/>
+          <w:sz w:val="24"/>
+          <w:szCs w:val="24"/>
+        </w:rPr>
+        <w:br/>
+      </w:r>
+      <w:r>
+        <w:rPr>
+          <w:rFonts w:ascii="Times New Roman" w:hAnsi="Times New Roman" w:cs="Times New Roman"/>
+          <w:color w:val="000000"/>
+          <w:sz w:val="24"/>
+          <w:szCs w:val="24"/>
+          <w:shd w:val="clear" w:color="auto" w:fill="FFFFFF"/>
+        </w:rPr>
+        <w:t xml:space="preserve">How was bootstrapping carried out for </w:t>
+      </w:r>
+      <w:proofErr w:type="spellStart"/>
+      <w:r>
+        <w:rPr>
+          <w:rFonts w:ascii="Times New Roman" w:hAnsi="Times New Roman" w:cs="Times New Roman"/>
+          <w:color w:val="000000"/>
+          <w:sz w:val="24"/>
+          <w:szCs w:val="24"/>
+          <w:shd w:val="clear" w:color="auto" w:fill="FFFFFF"/>
+        </w:rPr>
+        <w:t>dadi</w:t>
+      </w:r>
+      <w:proofErr w:type="spellEnd"/>
+      <w:r>
+        <w:rPr>
+          <w:rFonts w:ascii="Times New Roman" w:hAnsi="Times New Roman" w:cs="Times New Roman"/>
+          <w:color w:val="000000"/>
+          <w:sz w:val="24"/>
+          <w:szCs w:val="24"/>
+          <w:shd w:val="clear" w:color="auto" w:fill="FFFFFF"/>
+        </w:rPr>
+        <w:t xml:space="preserve">? How many independent runs of </w:t>
+      </w:r>
+      <w:proofErr w:type="spellStart"/>
+      <w:r>
+        <w:rPr>
+          <w:rFonts w:ascii="Times New Roman" w:hAnsi="Times New Roman" w:cs="Times New Roman"/>
+          <w:color w:val="000000"/>
+          <w:sz w:val="24"/>
+          <w:szCs w:val="24"/>
+          <w:shd w:val="clear" w:color="auto" w:fill="FFFFFF"/>
+        </w:rPr>
+        <w:t>dadi</w:t>
+      </w:r>
+      <w:proofErr w:type="spellEnd"/>
+      <w:r>
+        <w:rPr>
+          <w:rFonts w:ascii="Times New Roman" w:hAnsi="Times New Roman" w:cs="Times New Roman"/>
+          <w:color w:val="000000"/>
+          <w:sz w:val="24"/>
+          <w:szCs w:val="24"/>
+          <w:shd w:val="clear" w:color="auto" w:fill="FFFFFF"/>
+        </w:rPr>
+        <w:t xml:space="preserve"> were carried out for each bootstrapped dataset? </w:t>
+      </w:r>
+      <w:r>
+        <w:rPr>
+          <w:rFonts w:ascii="Times New Roman" w:hAnsi="Times New Roman" w:cs="Times New Roman"/>
+          <w:color w:val="000000"/>
+          <w:sz w:val="24"/>
+          <w:szCs w:val="24"/>
+        </w:rPr>
+        <w:br/>
+      </w:r>
+      <w:r>
+        <w:rPr>
+          <w:rFonts w:ascii="Times New Roman" w:hAnsi="Times New Roman" w:cs="Times New Roman"/>
+          <w:color w:val="000000"/>
+          <w:sz w:val="24"/>
+          <w:szCs w:val="24"/>
+        </w:rPr>
+        <w:br/>
+      </w:r>
+      <w:r>
+        <w:rPr>
+          <w:rFonts w:ascii="Times New Roman" w:hAnsi="Times New Roman" w:cs="Times New Roman"/>
+          <w:color w:val="000000"/>
+          <w:sz w:val="24"/>
+          <w:szCs w:val="24"/>
+          <w:shd w:val="clear" w:color="auto" w:fill="FFFFFF"/>
+        </w:rPr>
+        <w:t>What is haploid PSMC? Don’t you need to use the diploid genome? </w:t>
+      </w:r>
+      <w:r>
+        <w:rPr>
+          <w:rFonts w:ascii="Times New Roman" w:hAnsi="Times New Roman" w:cs="Times New Roman"/>
+          <w:color w:val="000000"/>
+          <w:sz w:val="24"/>
+          <w:szCs w:val="24"/>
+        </w:rPr>
+        <w:br/>
+      </w:r>
+      <w:r>
+        <w:rPr>
+          <w:rFonts w:ascii="Times New Roman" w:hAnsi="Times New Roman" w:cs="Times New Roman"/>
+          <w:color w:val="000000"/>
+          <w:sz w:val="24"/>
+          <w:szCs w:val="24"/>
+        </w:rPr>
+        <w:br/>
+      </w:r>
+      <w:r>
+        <w:rPr>
+          <w:rFonts w:ascii="Times New Roman" w:hAnsi="Times New Roman" w:cs="Times New Roman"/>
+          <w:color w:val="000000"/>
+          <w:sz w:val="24"/>
+          <w:szCs w:val="24"/>
+          <w:shd w:val="clear" w:color="auto" w:fill="FFFFFF"/>
+        </w:rPr>
+        <w:t>With PSMC results, you should discuss the possible impacts of population structure </w:t>
+      </w:r>
+      <w:r>
+        <w:rPr>
+          <w:rFonts w:ascii="Times New Roman" w:hAnsi="Times New Roman" w:cs="Times New Roman"/>
+          <w:color w:val="000000"/>
+          <w:sz w:val="24"/>
+          <w:szCs w:val="24"/>
+        </w:rPr>
+        <w:br/>
+      </w:r>
+      <w:r>
+        <w:rPr>
+          <w:rFonts w:ascii="Times New Roman" w:hAnsi="Times New Roman" w:cs="Times New Roman"/>
+          <w:color w:val="000000"/>
+          <w:sz w:val="24"/>
+          <w:szCs w:val="24"/>
+        </w:rPr>
+        <w:br/>
+      </w:r>
+      <w:r>
+        <w:rPr>
+          <w:rFonts w:ascii="Times New Roman" w:hAnsi="Times New Roman" w:cs="Times New Roman"/>
+          <w:color w:val="000000"/>
+          <w:sz w:val="24"/>
+          <w:szCs w:val="24"/>
+          <w:shd w:val="clear" w:color="auto" w:fill="FFFFFF"/>
+        </w:rPr>
+        <w:t xml:space="preserve">It’s great that you carried out a luciferase assay to test the impact of SNPs under </w:t>
+      </w:r>
+      <w:r>
+        <w:rPr>
+          <w:rFonts w:ascii="Times New Roman" w:hAnsi="Times New Roman" w:cs="Times New Roman"/>
+          <w:color w:val="000000"/>
+          <w:sz w:val="24"/>
+          <w:szCs w:val="24"/>
+          <w:shd w:val="clear" w:color="auto" w:fill="FFFFFF"/>
+        </w:rPr>
+        <w:lastRenderedPageBreak/>
+        <w:t>selection – it’s great to have some sort of functional validation! </w:t>
+      </w:r>
+      <w:r>
+        <w:rPr>
+          <w:rFonts w:ascii="Times New Roman" w:hAnsi="Times New Roman" w:cs="Times New Roman"/>
+          <w:color w:val="000000"/>
+          <w:sz w:val="24"/>
+          <w:szCs w:val="24"/>
+        </w:rPr>
+        <w:br/>
+      </w:r>
+      <w:r>
+        <w:rPr>
+          <w:rFonts w:ascii="Times New Roman" w:hAnsi="Times New Roman" w:cs="Times New Roman"/>
+          <w:color w:val="000000"/>
+          <w:sz w:val="24"/>
+          <w:szCs w:val="24"/>
+        </w:rPr>
+        <w:br/>
+      </w:r>
+      <w:r>
+        <w:rPr>
+          <w:rFonts w:ascii="Times New Roman" w:hAnsi="Times New Roman" w:cs="Times New Roman"/>
+          <w:color w:val="000000"/>
+          <w:sz w:val="24"/>
+          <w:szCs w:val="24"/>
+          <w:shd w:val="clear" w:color="auto" w:fill="FFFFFF"/>
+        </w:rPr>
+        <w:t xml:space="preserve">Could you use neutral simulations under the </w:t>
+      </w:r>
+      <w:proofErr w:type="spellStart"/>
+      <w:r>
+        <w:rPr>
+          <w:rFonts w:ascii="Times New Roman" w:hAnsi="Times New Roman" w:cs="Times New Roman"/>
+          <w:color w:val="000000"/>
+          <w:sz w:val="24"/>
+          <w:szCs w:val="24"/>
+          <w:shd w:val="clear" w:color="auto" w:fill="FFFFFF"/>
+        </w:rPr>
+        <w:t>demographies</w:t>
+      </w:r>
+      <w:proofErr w:type="spellEnd"/>
+      <w:r>
+        <w:rPr>
+          <w:rFonts w:ascii="Times New Roman" w:hAnsi="Times New Roman" w:cs="Times New Roman"/>
+          <w:color w:val="000000"/>
+          <w:sz w:val="24"/>
+          <w:szCs w:val="24"/>
+          <w:shd w:val="clear" w:color="auto" w:fill="FFFFFF"/>
+        </w:rPr>
+        <w:t xml:space="preserve"> you inferred with </w:t>
+      </w:r>
+      <w:proofErr w:type="spellStart"/>
+      <w:r>
+        <w:rPr>
+          <w:rFonts w:ascii="Times New Roman" w:hAnsi="Times New Roman" w:cs="Times New Roman"/>
+          <w:color w:val="000000"/>
+          <w:sz w:val="24"/>
+          <w:szCs w:val="24"/>
+          <w:shd w:val="clear" w:color="auto" w:fill="FFFFFF"/>
+        </w:rPr>
+        <w:t>dadi</w:t>
+      </w:r>
+      <w:proofErr w:type="spellEnd"/>
+      <w:r>
+        <w:rPr>
+          <w:rFonts w:ascii="Times New Roman" w:hAnsi="Times New Roman" w:cs="Times New Roman"/>
+          <w:color w:val="000000"/>
+          <w:sz w:val="24"/>
+          <w:szCs w:val="24"/>
+          <w:shd w:val="clear" w:color="auto" w:fill="FFFFFF"/>
+        </w:rPr>
+        <w:t xml:space="preserve"> to test whether the peaks in </w:t>
+      </w:r>
+      <w:proofErr w:type="spellStart"/>
+      <w:r>
+        <w:rPr>
+          <w:rFonts w:ascii="Times New Roman" w:hAnsi="Times New Roman" w:cs="Times New Roman"/>
+          <w:color w:val="000000"/>
+          <w:sz w:val="24"/>
+          <w:szCs w:val="24"/>
+          <w:shd w:val="clear" w:color="auto" w:fill="FFFFFF"/>
+        </w:rPr>
+        <w:t>Fst</w:t>
+      </w:r>
+      <w:proofErr w:type="spellEnd"/>
+      <w:r>
+        <w:rPr>
+          <w:rFonts w:ascii="Times New Roman" w:hAnsi="Times New Roman" w:cs="Times New Roman"/>
+          <w:color w:val="000000"/>
+          <w:sz w:val="24"/>
+          <w:szCs w:val="24"/>
+          <w:shd w:val="clear" w:color="auto" w:fill="FFFFFF"/>
+        </w:rPr>
+        <w:t xml:space="preserve"> and low heterozygosity you observe are not expected by chance under a neutral demography? </w:t>
+      </w:r>
+      <w:r>
+        <w:rPr>
+          <w:rFonts w:ascii="Times New Roman" w:hAnsi="Times New Roman" w:cs="Times New Roman"/>
+          <w:color w:val="000000"/>
+          <w:sz w:val="24"/>
+          <w:szCs w:val="24"/>
+        </w:rPr>
+        <w:br/>
+      </w:r>
+      <w:r>
+        <w:rPr>
+          <w:rFonts w:ascii="Times New Roman" w:hAnsi="Times New Roman" w:cs="Times New Roman"/>
+          <w:color w:val="000000"/>
+          <w:sz w:val="24"/>
+          <w:szCs w:val="24"/>
+        </w:rPr>
+        <w:br/>
+      </w:r>
+      <w:r>
+        <w:rPr>
+          <w:rFonts w:ascii="Times New Roman" w:hAnsi="Times New Roman" w:cs="Times New Roman"/>
+          <w:color w:val="000000"/>
+          <w:sz w:val="24"/>
+          <w:szCs w:val="24"/>
+          <w:shd w:val="clear" w:color="auto" w:fill="FFFFFF"/>
+        </w:rPr>
+        <w:t>What does “higher gene expression acidity” mean? </w:t>
+      </w:r>
+      <w:r>
+        <w:rPr>
+          <w:rFonts w:ascii="Times New Roman" w:hAnsi="Times New Roman" w:cs="Times New Roman"/>
+          <w:color w:val="000000"/>
+          <w:sz w:val="24"/>
+          <w:szCs w:val="24"/>
+        </w:rPr>
+        <w:br/>
+      </w:r>
+      <w:r>
+        <w:rPr>
+          <w:rFonts w:ascii="Times New Roman" w:hAnsi="Times New Roman" w:cs="Times New Roman"/>
+          <w:color w:val="000000"/>
+          <w:sz w:val="24"/>
+          <w:szCs w:val="24"/>
+        </w:rPr>
+        <w:br/>
+      </w:r>
+      <w:r>
+        <w:rPr>
+          <w:rFonts w:ascii="Times New Roman" w:hAnsi="Times New Roman" w:cs="Times New Roman"/>
+          <w:color w:val="000000"/>
+          <w:sz w:val="24"/>
+          <w:szCs w:val="24"/>
+          <w:shd w:val="clear" w:color="auto" w:fill="FFFFFF"/>
+        </w:rPr>
+        <w:t>Many more citations needed throughout the text </w:t>
+      </w:r>
+      <w:r>
+        <w:rPr>
+          <w:rFonts w:ascii="Times New Roman" w:hAnsi="Times New Roman" w:cs="Times New Roman"/>
+          <w:color w:val="000000"/>
+          <w:sz w:val="24"/>
+          <w:szCs w:val="24"/>
+        </w:rPr>
+        <w:br/>
+      </w:r>
+      <w:r>
+        <w:rPr>
+          <w:rFonts w:ascii="Times New Roman" w:hAnsi="Times New Roman" w:cs="Times New Roman"/>
+          <w:color w:val="000000"/>
+          <w:sz w:val="24"/>
+          <w:szCs w:val="24"/>
+        </w:rPr>
+        <w:br/>
+      </w:r>
+      <w:r>
+        <w:rPr>
+          <w:rFonts w:ascii="Times New Roman" w:hAnsi="Times New Roman" w:cs="Times New Roman"/>
+          <w:color w:val="000000"/>
+          <w:sz w:val="24"/>
+          <w:szCs w:val="24"/>
+          <w:shd w:val="clear" w:color="auto" w:fill="FFFFFF"/>
+        </w:rPr>
+        <w:t>In the Discussion, could there be some discussion of a possible domestication bottleneck? Was there a domestication bottleneck in the domestic duck lineage? When do you think domestication occurred? How does that impact your results? Why is the population decline thought to be only due to environmental factors? </w:t>
+      </w:r>
+      <w:r>
+        <w:rPr>
+          <w:rFonts w:ascii="Times New Roman" w:hAnsi="Times New Roman" w:cs="Times New Roman"/>
+          <w:color w:val="000000"/>
+          <w:sz w:val="24"/>
+          <w:szCs w:val="24"/>
+        </w:rPr>
+        <w:br/>
+      </w:r>
+      <w:r>
+        <w:rPr>
+          <w:rFonts w:ascii="Times New Roman" w:hAnsi="Times New Roman" w:cs="Times New Roman"/>
+          <w:color w:val="000000"/>
+          <w:sz w:val="24"/>
+          <w:szCs w:val="24"/>
+        </w:rPr>
+        <w:br/>
+      </w:r>
+      <w:r>
+        <w:rPr>
+          <w:rFonts w:ascii="Times New Roman" w:hAnsi="Times New Roman" w:cs="Times New Roman"/>
+          <w:color w:val="000000"/>
+          <w:sz w:val="24"/>
+          <w:szCs w:val="24"/>
+          <w:shd w:val="clear" w:color="auto" w:fill="FFFFFF"/>
+        </w:rPr>
+        <w:t>Could the divergent peaks in the Z chromosome region be related to the lower relative effective population size of the Z chromosome compared to autosomes? I need to see some discussion of how the different effective size of the Z-chromosome could impact your results. This could also be tested using simulations. </w:t>
+      </w:r>
+      <w:r>
+        <w:rPr>
+          <w:rFonts w:ascii="Times New Roman" w:hAnsi="Times New Roman" w:cs="Times New Roman"/>
+          <w:color w:val="000000"/>
+          <w:sz w:val="24"/>
+          <w:szCs w:val="24"/>
+        </w:rPr>
+        <w:br/>
+      </w:r>
+      <w:r>
+        <w:rPr>
+          <w:rFonts w:ascii="Times New Roman" w:hAnsi="Times New Roman" w:cs="Times New Roman"/>
+          <w:color w:val="000000"/>
+          <w:sz w:val="24"/>
+          <w:szCs w:val="24"/>
+        </w:rPr>
+        <w:br/>
+      </w:r>
+      <w:r>
+        <w:rPr>
+          <w:rFonts w:ascii="Times New Roman" w:hAnsi="Times New Roman" w:cs="Times New Roman"/>
+          <w:color w:val="000000"/>
+          <w:sz w:val="24"/>
+          <w:szCs w:val="24"/>
+          <w:shd w:val="clear" w:color="auto" w:fill="FFFFFF"/>
+        </w:rPr>
+        <w:t xml:space="preserve">Figure 2B: Make it clearer that migration is the main difference between the models. Are what’s plotted here bootstraps or independent runs of </w:t>
+      </w:r>
+      <w:proofErr w:type="spellStart"/>
+      <w:r>
+        <w:rPr>
+          <w:rFonts w:ascii="Times New Roman" w:hAnsi="Times New Roman" w:cs="Times New Roman"/>
+          <w:color w:val="000000"/>
+          <w:sz w:val="24"/>
+          <w:szCs w:val="24"/>
+          <w:shd w:val="clear" w:color="auto" w:fill="FFFFFF"/>
+        </w:rPr>
+        <w:t>dadi</w:t>
+      </w:r>
+      <w:proofErr w:type="spellEnd"/>
+      <w:r>
+        <w:rPr>
+          <w:rFonts w:ascii="Times New Roman" w:hAnsi="Times New Roman" w:cs="Times New Roman"/>
+          <w:color w:val="000000"/>
+          <w:sz w:val="24"/>
+          <w:szCs w:val="24"/>
+          <w:shd w:val="clear" w:color="auto" w:fill="FFFFFF"/>
+        </w:rPr>
+        <w:t xml:space="preserve"> based on the same underlying SFS? How do the likelihoods differ within each distribution? Is it possible to mark the maximum likelihood estimate within independent runs of </w:t>
+      </w:r>
+      <w:proofErr w:type="spellStart"/>
+      <w:r>
+        <w:rPr>
+          <w:rFonts w:ascii="Times New Roman" w:hAnsi="Times New Roman" w:cs="Times New Roman"/>
+          <w:color w:val="000000"/>
+          <w:sz w:val="24"/>
+          <w:szCs w:val="24"/>
+          <w:shd w:val="clear" w:color="auto" w:fill="FFFFFF"/>
+        </w:rPr>
+        <w:t>dadi</w:t>
+      </w:r>
+      <w:proofErr w:type="spellEnd"/>
+      <w:r>
+        <w:rPr>
+          <w:rFonts w:ascii="Times New Roman" w:hAnsi="Times New Roman" w:cs="Times New Roman"/>
+          <w:color w:val="000000"/>
+          <w:sz w:val="24"/>
+          <w:szCs w:val="24"/>
+          <w:shd w:val="clear" w:color="auto" w:fill="FFFFFF"/>
+        </w:rPr>
+        <w:t>? The discussion in the SI of why there are two peaks in the model with migration is really interesting – maybe move into main text </w:t>
+      </w:r>
+      <w:r>
+        <w:rPr>
+          <w:rFonts w:ascii="Times New Roman" w:hAnsi="Times New Roman" w:cs="Times New Roman"/>
+          <w:color w:val="000000"/>
+          <w:sz w:val="24"/>
+          <w:szCs w:val="24"/>
+        </w:rPr>
+        <w:br/>
+      </w:r>
+      <w:r>
+        <w:rPr>
+          <w:rFonts w:ascii="Times New Roman" w:hAnsi="Times New Roman" w:cs="Times New Roman"/>
+          <w:color w:val="000000"/>
+          <w:sz w:val="24"/>
+          <w:szCs w:val="24"/>
+        </w:rPr>
+        <w:br/>
+      </w:r>
+      <w:r>
+        <w:rPr>
+          <w:rFonts w:ascii="Times New Roman" w:hAnsi="Times New Roman" w:cs="Times New Roman"/>
+          <w:color w:val="000000"/>
+          <w:sz w:val="24"/>
+          <w:szCs w:val="24"/>
+          <w:shd w:val="clear" w:color="auto" w:fill="FFFFFF"/>
+        </w:rPr>
+        <w:t>Supplement: </w:t>
+      </w:r>
+      <w:r>
+        <w:rPr>
+          <w:rFonts w:ascii="Times New Roman" w:hAnsi="Times New Roman" w:cs="Times New Roman"/>
+          <w:color w:val="000000"/>
+          <w:sz w:val="24"/>
+          <w:szCs w:val="24"/>
+        </w:rPr>
+        <w:br/>
+      </w:r>
+      <w:r>
+        <w:rPr>
+          <w:rFonts w:ascii="Times New Roman" w:hAnsi="Times New Roman" w:cs="Times New Roman"/>
+          <w:color w:val="000000"/>
+          <w:sz w:val="24"/>
+          <w:szCs w:val="24"/>
+          <w:shd w:val="clear" w:color="auto" w:fill="FFFFFF"/>
+        </w:rPr>
+        <w:t>The SI text and figure legends need editing (typos, phrasing, non-standard terms). </w:t>
+      </w:r>
+      <w:r>
+        <w:rPr>
+          <w:rFonts w:ascii="Times New Roman" w:hAnsi="Times New Roman" w:cs="Times New Roman"/>
+          <w:color w:val="000000"/>
+          <w:sz w:val="24"/>
+          <w:szCs w:val="24"/>
+        </w:rPr>
+        <w:br/>
+      </w:r>
+      <w:r>
+        <w:rPr>
+          <w:rFonts w:ascii="Times New Roman" w:hAnsi="Times New Roman" w:cs="Times New Roman"/>
+          <w:color w:val="000000"/>
+          <w:sz w:val="24"/>
+          <w:szCs w:val="24"/>
+        </w:rPr>
+        <w:br/>
+      </w:r>
+      <w:r>
+        <w:rPr>
+          <w:rFonts w:ascii="Times New Roman" w:hAnsi="Times New Roman" w:cs="Times New Roman"/>
+          <w:color w:val="000000"/>
+          <w:sz w:val="24"/>
+          <w:szCs w:val="24"/>
+          <w:shd w:val="clear" w:color="auto" w:fill="FFFFFF"/>
+        </w:rPr>
+        <w:t>The details on genome assembly / annotation look pretty good. Need some editing </w:t>
+      </w:r>
+      <w:r>
+        <w:rPr>
+          <w:rFonts w:ascii="Times New Roman" w:hAnsi="Times New Roman" w:cs="Times New Roman"/>
+          <w:color w:val="000000"/>
+          <w:sz w:val="24"/>
+          <w:szCs w:val="24"/>
+        </w:rPr>
+        <w:br/>
+      </w:r>
+      <w:r>
+        <w:rPr>
+          <w:rFonts w:ascii="Times New Roman" w:hAnsi="Times New Roman" w:cs="Times New Roman"/>
+          <w:color w:val="000000"/>
+          <w:sz w:val="24"/>
+          <w:szCs w:val="24"/>
+        </w:rPr>
+        <w:br/>
+      </w:r>
+      <w:r>
+        <w:rPr>
+          <w:rFonts w:ascii="Times New Roman" w:hAnsi="Times New Roman" w:cs="Times New Roman"/>
+          <w:color w:val="000000"/>
+          <w:sz w:val="24"/>
+          <w:szCs w:val="24"/>
+          <w:shd w:val="clear" w:color="auto" w:fill="FFFFFF"/>
+        </w:rPr>
+        <w:t>Genotype calling methods sound good, though require editing. It’s great that you validated 10 SNPs and that 9/10 were valid. Nice work! </w:t>
+      </w:r>
+      <w:r>
+        <w:rPr>
+          <w:rFonts w:ascii="Times New Roman" w:hAnsi="Times New Roman" w:cs="Times New Roman"/>
+          <w:color w:val="000000"/>
+          <w:sz w:val="24"/>
+          <w:szCs w:val="24"/>
+        </w:rPr>
+        <w:br/>
+      </w:r>
+      <w:r>
+        <w:rPr>
+          <w:rFonts w:ascii="Times New Roman" w:hAnsi="Times New Roman" w:cs="Times New Roman"/>
+          <w:color w:val="000000"/>
+          <w:sz w:val="24"/>
+          <w:szCs w:val="24"/>
+        </w:rPr>
+        <w:br/>
+      </w:r>
+      <w:r>
+        <w:rPr>
+          <w:rFonts w:ascii="Times New Roman" w:hAnsi="Times New Roman" w:cs="Times New Roman"/>
+          <w:color w:val="000000"/>
+          <w:sz w:val="24"/>
+          <w:szCs w:val="24"/>
+          <w:shd w:val="clear" w:color="auto" w:fill="FFFFFF"/>
+        </w:rPr>
+        <w:t xml:space="preserve">The section on </w:t>
+      </w:r>
+      <w:proofErr w:type="spellStart"/>
+      <w:r>
+        <w:rPr>
+          <w:rFonts w:ascii="Times New Roman" w:hAnsi="Times New Roman" w:cs="Times New Roman"/>
+          <w:color w:val="000000"/>
+          <w:sz w:val="24"/>
+          <w:szCs w:val="24"/>
+          <w:shd w:val="clear" w:color="auto" w:fill="FFFFFF"/>
+        </w:rPr>
+        <w:t>dadi</w:t>
+      </w:r>
+      <w:proofErr w:type="spellEnd"/>
+      <w:r>
+        <w:rPr>
+          <w:rFonts w:ascii="Times New Roman" w:hAnsi="Times New Roman" w:cs="Times New Roman"/>
+          <w:color w:val="000000"/>
+          <w:sz w:val="24"/>
+          <w:szCs w:val="24"/>
+          <w:shd w:val="clear" w:color="auto" w:fill="FFFFFF"/>
+        </w:rPr>
+        <w:t xml:space="preserve"> explaining why a 2D model is used is very confusing, though I think I agree with the decision. Needs to be re-written and made a lot </w:t>
       </w:r>
       <w:proofErr w:type="gramStart"/>
       <w:r>
@@ -3742,7 +4774,7 @@
           <w:szCs w:val="24"/>
           <w:shd w:val="clear" w:color="auto" w:fill="FFFFFF"/>
         </w:rPr>
-        <w:t>. )</w:t>
+        <w:t>more clear</w:t>
       </w:r>
       <w:proofErr w:type="gramEnd"/>
       <w:r>
@@ -3753,119 +4785,7 @@
           <w:szCs w:val="24"/>
           <w:shd w:val="clear" w:color="auto" w:fill="FFFFFF"/>
         </w:rPr>
-        <w:t> </w:t>
-      </w:r>
-      <w:r>
-        <w:rPr>
-          <w:rFonts w:ascii="Times New Roman" w:hAnsi="Times New Roman" w:cs="Times New Roman"/>
-          <w:color w:val="000000"/>
-          <w:sz w:val="24"/>
-          <w:szCs w:val="24"/>
-        </w:rPr>
-        <w:br/>
-      </w:r>
-      <w:r>
-        <w:rPr>
-          <w:rFonts w:ascii="Times New Roman" w:hAnsi="Times New Roman" w:cs="Times New Roman"/>
-          <w:color w:val="000000"/>
-          <w:sz w:val="24"/>
-          <w:szCs w:val="24"/>
-        </w:rPr>
-        <w:br/>
-      </w:r>
-      <w:r>
-        <w:rPr>
-          <w:rFonts w:ascii="Times New Roman" w:hAnsi="Times New Roman" w:cs="Times New Roman"/>
-          <w:color w:val="000000"/>
-          <w:sz w:val="24"/>
-          <w:szCs w:val="24"/>
-          <w:shd w:val="clear" w:color="auto" w:fill="FFFFFF"/>
-        </w:rPr>
-        <w:t>Make clearer throughout text and figures which populations are domestic/wild, and how species/populations were combined into the site frequency spectrum and other analyses. </w:t>
-      </w:r>
-      <w:r>
-        <w:rPr>
-          <w:rFonts w:ascii="Times New Roman" w:hAnsi="Times New Roman" w:cs="Times New Roman"/>
-          <w:color w:val="000000"/>
-          <w:sz w:val="24"/>
-          <w:szCs w:val="24"/>
-        </w:rPr>
-        <w:br/>
-      </w:r>
-      <w:r>
-        <w:rPr>
-          <w:rFonts w:ascii="Times New Roman" w:hAnsi="Times New Roman" w:cs="Times New Roman"/>
-          <w:color w:val="000000"/>
-          <w:sz w:val="24"/>
-          <w:szCs w:val="24"/>
-        </w:rPr>
-        <w:br/>
-      </w:r>
-      <w:r>
-        <w:rPr>
-          <w:rFonts w:ascii="Times New Roman" w:hAnsi="Times New Roman" w:cs="Times New Roman"/>
-          <w:color w:val="000000"/>
-          <w:sz w:val="24"/>
-          <w:szCs w:val="24"/>
-          <w:shd w:val="clear" w:color="auto" w:fill="FFFFFF"/>
-        </w:rPr>
-        <w:t>Methods section: resequencing and variant calling information should be presented here, not just in Results </w:t>
-      </w:r>
-      <w:r>
-        <w:rPr>
-          <w:rFonts w:ascii="Times New Roman" w:hAnsi="Times New Roman" w:cs="Times New Roman"/>
-          <w:color w:val="000000"/>
-          <w:sz w:val="24"/>
-          <w:szCs w:val="24"/>
-        </w:rPr>
-        <w:br/>
-      </w:r>
-      <w:r>
-        <w:rPr>
-          <w:rFonts w:ascii="Times New Roman" w:hAnsi="Times New Roman" w:cs="Times New Roman"/>
-          <w:color w:val="000000"/>
-          <w:sz w:val="24"/>
-          <w:szCs w:val="24"/>
-        </w:rPr>
-        <w:br/>
-      </w:r>
-      <w:r>
-        <w:rPr>
-          <w:rFonts w:ascii="Times New Roman" w:hAnsi="Times New Roman" w:cs="Times New Roman"/>
-          <w:color w:val="000000"/>
-          <w:sz w:val="24"/>
-          <w:szCs w:val="24"/>
-          <w:shd w:val="clear" w:color="auto" w:fill="FFFFFF"/>
-        </w:rPr>
-        <w:t>What does “we quantized the frequency of each SNP of 8 domestic duck populations into one population” – does this refer to generating the SFS? Is it valid to combine these different populations into one? (admixture and PCA indicate that it’s okay I think, but need more clarity here) </w:t>
-      </w:r>
-      <w:r>
-        <w:rPr>
-          <w:rFonts w:ascii="Times New Roman" w:hAnsi="Times New Roman" w:cs="Times New Roman"/>
-          <w:color w:val="000000"/>
-          <w:sz w:val="24"/>
-          <w:szCs w:val="24"/>
-        </w:rPr>
-        <w:br/>
-      </w:r>
-      <w:r>
-        <w:rPr>
-          <w:rFonts w:ascii="Times New Roman" w:hAnsi="Times New Roman" w:cs="Times New Roman"/>
-          <w:color w:val="000000"/>
-          <w:sz w:val="24"/>
-          <w:szCs w:val="24"/>
-        </w:rPr>
-        <w:br/>
-      </w:r>
-      <w:r>
-        <w:rPr>
-          <w:rFonts w:ascii="Times New Roman" w:hAnsi="Times New Roman" w:cs="Times New Roman"/>
-          <w:color w:val="000000"/>
-          <w:sz w:val="24"/>
-          <w:szCs w:val="24"/>
-          <w:shd w:val="clear" w:color="auto" w:fill="FFFFFF"/>
-        </w:rPr>
-        <w:t xml:space="preserve">“We simulated divergence” – it’s not quite a simulation, it’s more inferring the best parameters in </w:t>
+        <w:t xml:space="preserve">. Differences between bootstraps and replicates of </w:t>
       </w:r>
       <w:proofErr w:type="spellStart"/>
       <w:r>
@@ -3887,63 +4807,91 @@
           <w:szCs w:val="24"/>
           <w:shd w:val="clear" w:color="auto" w:fill="FFFFFF"/>
         </w:rPr>
-        <w:t>, right? </w:t>
-      </w:r>
-      <w:r>
-        <w:rPr>
-          <w:rFonts w:ascii="Times New Roman" w:hAnsi="Times New Roman" w:cs="Times New Roman"/>
-          <w:color w:val="000000"/>
-          <w:sz w:val="24"/>
-          <w:szCs w:val="24"/>
-        </w:rPr>
-        <w:br/>
-      </w:r>
-      <w:r>
-        <w:rPr>
-          <w:rFonts w:ascii="Times New Roman" w:hAnsi="Times New Roman" w:cs="Times New Roman"/>
-          <w:color w:val="000000"/>
-          <w:sz w:val="24"/>
-          <w:szCs w:val="24"/>
-        </w:rPr>
-        <w:br/>
-      </w:r>
-      <w:r>
-        <w:rPr>
-          <w:rFonts w:ascii="Times New Roman" w:hAnsi="Times New Roman" w:cs="Times New Roman"/>
-          <w:color w:val="000000"/>
-          <w:sz w:val="24"/>
-          <w:szCs w:val="24"/>
-          <w:shd w:val="clear" w:color="auto" w:fill="FFFFFF"/>
-        </w:rPr>
-        <w:t>Need to define IM models and how they differ from “split with migration” models (this is clearer in the SI) </w:t>
-      </w:r>
-      <w:r>
-        <w:rPr>
-          <w:rFonts w:ascii="Times New Roman" w:hAnsi="Times New Roman" w:cs="Times New Roman"/>
-          <w:color w:val="000000"/>
-          <w:sz w:val="24"/>
-          <w:szCs w:val="24"/>
-        </w:rPr>
-        <w:br/>
-      </w:r>
-      <w:r>
-        <w:rPr>
-          <w:rFonts w:ascii="Times New Roman" w:hAnsi="Times New Roman" w:cs="Times New Roman"/>
-          <w:color w:val="000000"/>
-          <w:sz w:val="24"/>
-          <w:szCs w:val="24"/>
-        </w:rPr>
-        <w:br/>
-      </w:r>
-      <w:r>
-        <w:rPr>
-          <w:rFonts w:ascii="Times New Roman" w:hAnsi="Times New Roman" w:cs="Times New Roman"/>
-          <w:color w:val="000000"/>
-          <w:sz w:val="24"/>
-          <w:szCs w:val="24"/>
-          <w:shd w:val="clear" w:color="auto" w:fill="FFFFFF"/>
-        </w:rPr>
-        <w:t>What does “L represents the length of the SNPs and diluted by the rate of SNP sampling” mean? L should be the total length of sequence (variant and invariant) that was used for variant calling </w:t>
+        <w:t xml:space="preserve"> need to be distinguished. </w:t>
+      </w:r>
+      <w:r>
+        <w:rPr>
+          <w:rFonts w:ascii="Times New Roman" w:hAnsi="Times New Roman" w:cs="Times New Roman"/>
+          <w:color w:val="000000"/>
+          <w:sz w:val="24"/>
+          <w:szCs w:val="24"/>
+        </w:rPr>
+        <w:br/>
+      </w:r>
+      <w:r>
+        <w:rPr>
+          <w:rFonts w:ascii="Times New Roman" w:hAnsi="Times New Roman" w:cs="Times New Roman"/>
+          <w:color w:val="000000"/>
+          <w:sz w:val="24"/>
+          <w:szCs w:val="24"/>
+        </w:rPr>
+        <w:br/>
+      </w:r>
+      <w:r>
+        <w:rPr>
+          <w:rFonts w:ascii="Times New Roman" w:hAnsi="Times New Roman" w:cs="Times New Roman"/>
+          <w:color w:val="000000"/>
+          <w:sz w:val="24"/>
+          <w:szCs w:val="24"/>
+          <w:shd w:val="clear" w:color="auto" w:fill="FFFFFF"/>
+        </w:rPr>
+        <w:t>Figure S1 – transposable elements not transportable elements </w:t>
+      </w:r>
+      <w:r>
+        <w:rPr>
+          <w:rFonts w:ascii="Times New Roman" w:hAnsi="Times New Roman" w:cs="Times New Roman"/>
+          <w:color w:val="000000"/>
+          <w:sz w:val="24"/>
+          <w:szCs w:val="24"/>
+        </w:rPr>
+        <w:br/>
+      </w:r>
+      <w:r>
+        <w:rPr>
+          <w:rFonts w:ascii="Times New Roman" w:hAnsi="Times New Roman" w:cs="Times New Roman"/>
+          <w:color w:val="000000"/>
+          <w:sz w:val="24"/>
+          <w:szCs w:val="24"/>
+        </w:rPr>
+        <w:br/>
+      </w:r>
+      <w:r>
+        <w:rPr>
+          <w:rFonts w:ascii="Times New Roman" w:hAnsi="Times New Roman" w:cs="Times New Roman"/>
+          <w:color w:val="000000"/>
+          <w:sz w:val="24"/>
+          <w:szCs w:val="24"/>
+          <w:shd w:val="clear" w:color="auto" w:fill="FFFFFF"/>
+        </w:rPr>
+        <w:t>Figure S16-17 – need axis labels and legible axes </w:t>
+      </w:r>
+      <w:r>
+        <w:rPr>
+          <w:rFonts w:ascii="Times New Roman" w:hAnsi="Times New Roman" w:cs="Times New Roman"/>
+          <w:color w:val="000000"/>
+          <w:sz w:val="24"/>
+          <w:szCs w:val="24"/>
+        </w:rPr>
+        <w:br/>
+      </w:r>
+      <w:r>
+        <w:rPr>
+          <w:rFonts w:ascii="Times New Roman" w:hAnsi="Times New Roman" w:cs="Times New Roman"/>
+          <w:color w:val="000000"/>
+          <w:sz w:val="24"/>
+          <w:szCs w:val="24"/>
+        </w:rPr>
+        <w:br/>
+      </w:r>
+      <w:r>
+        <w:rPr>
+          <w:rFonts w:ascii="Times New Roman" w:hAnsi="Times New Roman" w:cs="Times New Roman"/>
+          <w:color w:val="000000"/>
+          <w:sz w:val="24"/>
+          <w:szCs w:val="24"/>
+          <w:shd w:val="clear" w:color="auto" w:fill="FFFFFF"/>
+        </w:rPr>
+        <w:t>Figure S18 – very nice to compare PSMC curves across coverage. Good work! </w:t>
       </w:r>
       <w:r>
         <w:rPr>
@@ -3962,778 +4910,6 @@
           <w:szCs w:val="24"/>
         </w:rPr>
         <w:lastRenderedPageBreak/>
-        <w:br/>
-      </w:r>
-      <w:r>
-        <w:rPr>
-          <w:rFonts w:ascii="Times New Roman" w:hAnsi="Times New Roman" w:cs="Times New Roman"/>
-          <w:color w:val="000000"/>
-          <w:sz w:val="24"/>
-          <w:szCs w:val="24"/>
-          <w:shd w:val="clear" w:color="auto" w:fill="FFFFFF"/>
-        </w:rPr>
-        <w:t>Make it clear what genome(s) the resequencing reads were mapped to. Were they all mapped to the same reference genome? Which analyses were the pooled data used for? Was there an impact of pooled vs. non pooled data? Make all this much clearer throughout the text. </w:t>
-      </w:r>
-      <w:r>
-        <w:rPr>
-          <w:rFonts w:ascii="Times New Roman" w:hAnsi="Times New Roman" w:cs="Times New Roman"/>
-          <w:color w:val="000000"/>
-          <w:sz w:val="24"/>
-          <w:szCs w:val="24"/>
-        </w:rPr>
-        <w:br/>
-      </w:r>
-      <w:r>
-        <w:rPr>
-          <w:rFonts w:ascii="Times New Roman" w:hAnsi="Times New Roman" w:cs="Times New Roman"/>
-          <w:color w:val="000000"/>
-          <w:sz w:val="24"/>
-          <w:szCs w:val="24"/>
-        </w:rPr>
-        <w:br/>
-      </w:r>
-      <w:r>
-        <w:rPr>
-          <w:rFonts w:ascii="Times New Roman" w:hAnsi="Times New Roman" w:cs="Times New Roman"/>
-          <w:color w:val="000000"/>
-          <w:sz w:val="24"/>
-          <w:szCs w:val="24"/>
-          <w:shd w:val="clear" w:color="auto" w:fill="FFFFFF"/>
-        </w:rPr>
-        <w:t>Interpretation of PCA and admixture looks pretty good – I like that you tested multiple levels of coverage and sample sizes to account for those effects. </w:t>
-      </w:r>
-      <w:r>
-        <w:rPr>
-          <w:rFonts w:ascii="Times New Roman" w:hAnsi="Times New Roman" w:cs="Times New Roman"/>
-          <w:color w:val="000000"/>
-          <w:sz w:val="24"/>
-          <w:szCs w:val="24"/>
-        </w:rPr>
-        <w:br/>
-      </w:r>
-      <w:r>
-        <w:rPr>
-          <w:rFonts w:ascii="Times New Roman" w:hAnsi="Times New Roman" w:cs="Times New Roman"/>
-          <w:color w:val="000000"/>
-          <w:sz w:val="24"/>
-          <w:szCs w:val="24"/>
-        </w:rPr>
-        <w:br/>
-      </w:r>
-      <w:r>
-        <w:rPr>
-          <w:rFonts w:ascii="Times New Roman" w:hAnsi="Times New Roman" w:cs="Times New Roman"/>
-          <w:color w:val="000000"/>
-          <w:sz w:val="24"/>
-          <w:szCs w:val="24"/>
-          <w:shd w:val="clear" w:color="auto" w:fill="FFFFFF"/>
-        </w:rPr>
-        <w:t xml:space="preserve">How was bootstrapping carried out for </w:t>
-      </w:r>
-      <w:proofErr w:type="spellStart"/>
-      <w:r>
-        <w:rPr>
-          <w:rFonts w:ascii="Times New Roman" w:hAnsi="Times New Roman" w:cs="Times New Roman"/>
-          <w:color w:val="000000"/>
-          <w:sz w:val="24"/>
-          <w:szCs w:val="24"/>
-          <w:shd w:val="clear" w:color="auto" w:fill="FFFFFF"/>
-        </w:rPr>
-        <w:t>dadi</w:t>
-      </w:r>
-      <w:proofErr w:type="spellEnd"/>
-      <w:r>
-        <w:rPr>
-          <w:rFonts w:ascii="Times New Roman" w:hAnsi="Times New Roman" w:cs="Times New Roman"/>
-          <w:color w:val="000000"/>
-          <w:sz w:val="24"/>
-          <w:szCs w:val="24"/>
-          <w:shd w:val="clear" w:color="auto" w:fill="FFFFFF"/>
-        </w:rPr>
-        <w:t xml:space="preserve">? How many independent runs of </w:t>
-      </w:r>
-      <w:proofErr w:type="spellStart"/>
-      <w:r>
-        <w:rPr>
-          <w:rFonts w:ascii="Times New Roman" w:hAnsi="Times New Roman" w:cs="Times New Roman"/>
-          <w:color w:val="000000"/>
-          <w:sz w:val="24"/>
-          <w:szCs w:val="24"/>
-          <w:shd w:val="clear" w:color="auto" w:fill="FFFFFF"/>
-        </w:rPr>
-        <w:t>dadi</w:t>
-      </w:r>
-      <w:proofErr w:type="spellEnd"/>
-      <w:r>
-        <w:rPr>
-          <w:rFonts w:ascii="Times New Roman" w:hAnsi="Times New Roman" w:cs="Times New Roman"/>
-          <w:color w:val="000000"/>
-          <w:sz w:val="24"/>
-          <w:szCs w:val="24"/>
-          <w:shd w:val="clear" w:color="auto" w:fill="FFFFFF"/>
-        </w:rPr>
-        <w:t xml:space="preserve"> were carried out for each bootstrapped dataset? </w:t>
-      </w:r>
-      <w:r>
-        <w:rPr>
-          <w:rFonts w:ascii="Times New Roman" w:hAnsi="Times New Roman" w:cs="Times New Roman"/>
-          <w:color w:val="000000"/>
-          <w:sz w:val="24"/>
-          <w:szCs w:val="24"/>
-        </w:rPr>
-        <w:br/>
-      </w:r>
-      <w:r>
-        <w:rPr>
-          <w:rFonts w:ascii="Times New Roman" w:hAnsi="Times New Roman" w:cs="Times New Roman"/>
-          <w:color w:val="000000"/>
-          <w:sz w:val="24"/>
-          <w:szCs w:val="24"/>
-        </w:rPr>
-        <w:br/>
-      </w:r>
-      <w:r>
-        <w:rPr>
-          <w:rFonts w:ascii="Times New Roman" w:hAnsi="Times New Roman" w:cs="Times New Roman"/>
-          <w:color w:val="000000"/>
-          <w:sz w:val="24"/>
-          <w:szCs w:val="24"/>
-          <w:shd w:val="clear" w:color="auto" w:fill="FFFFFF"/>
-        </w:rPr>
-        <w:t>What is haploid PSMC? Don’t you need to use the diploid genome? </w:t>
-      </w:r>
-      <w:r>
-        <w:rPr>
-          <w:rFonts w:ascii="Times New Roman" w:hAnsi="Times New Roman" w:cs="Times New Roman"/>
-          <w:color w:val="000000"/>
-          <w:sz w:val="24"/>
-          <w:szCs w:val="24"/>
-        </w:rPr>
-        <w:br/>
-      </w:r>
-      <w:r>
-        <w:rPr>
-          <w:rFonts w:ascii="Times New Roman" w:hAnsi="Times New Roman" w:cs="Times New Roman"/>
-          <w:color w:val="000000"/>
-          <w:sz w:val="24"/>
-          <w:szCs w:val="24"/>
-        </w:rPr>
-        <w:br/>
-      </w:r>
-      <w:r>
-        <w:rPr>
-          <w:rFonts w:ascii="Times New Roman" w:hAnsi="Times New Roman" w:cs="Times New Roman"/>
-          <w:color w:val="000000"/>
-          <w:sz w:val="24"/>
-          <w:szCs w:val="24"/>
-          <w:shd w:val="clear" w:color="auto" w:fill="FFFFFF"/>
-        </w:rPr>
-        <w:t>With PSMC results, you should discuss the possible impacts of population structure </w:t>
-      </w:r>
-      <w:r>
-        <w:rPr>
-          <w:rFonts w:ascii="Times New Roman" w:hAnsi="Times New Roman" w:cs="Times New Roman"/>
-          <w:color w:val="000000"/>
-          <w:sz w:val="24"/>
-          <w:szCs w:val="24"/>
-        </w:rPr>
-        <w:br/>
-      </w:r>
-      <w:r>
-        <w:rPr>
-          <w:rFonts w:ascii="Times New Roman" w:hAnsi="Times New Roman" w:cs="Times New Roman"/>
-          <w:color w:val="000000"/>
-          <w:sz w:val="24"/>
-          <w:szCs w:val="24"/>
-        </w:rPr>
-        <w:br/>
-      </w:r>
-      <w:r>
-        <w:rPr>
-          <w:rFonts w:ascii="Times New Roman" w:hAnsi="Times New Roman" w:cs="Times New Roman"/>
-          <w:color w:val="000000"/>
-          <w:sz w:val="24"/>
-          <w:szCs w:val="24"/>
-          <w:shd w:val="clear" w:color="auto" w:fill="FFFFFF"/>
-        </w:rPr>
-        <w:t>It’s great that you carried out a luciferase assay to test the impact of SNPs under selection – it’s great to have some sort of functional validation! </w:t>
-      </w:r>
-      <w:r>
-        <w:rPr>
-          <w:rFonts w:ascii="Times New Roman" w:hAnsi="Times New Roman" w:cs="Times New Roman"/>
-          <w:color w:val="000000"/>
-          <w:sz w:val="24"/>
-          <w:szCs w:val="24"/>
-        </w:rPr>
-        <w:br/>
-      </w:r>
-      <w:r>
-        <w:rPr>
-          <w:rFonts w:ascii="Times New Roman" w:hAnsi="Times New Roman" w:cs="Times New Roman"/>
-          <w:color w:val="000000"/>
-          <w:sz w:val="24"/>
-          <w:szCs w:val="24"/>
-        </w:rPr>
-        <w:br/>
-      </w:r>
-      <w:r>
-        <w:rPr>
-          <w:rFonts w:ascii="Times New Roman" w:hAnsi="Times New Roman" w:cs="Times New Roman"/>
-          <w:color w:val="000000"/>
-          <w:sz w:val="24"/>
-          <w:szCs w:val="24"/>
-          <w:shd w:val="clear" w:color="auto" w:fill="FFFFFF"/>
-        </w:rPr>
-        <w:t xml:space="preserve">Could you use neutral simulations under the </w:t>
-      </w:r>
-      <w:proofErr w:type="spellStart"/>
-      <w:r>
-        <w:rPr>
-          <w:rFonts w:ascii="Times New Roman" w:hAnsi="Times New Roman" w:cs="Times New Roman"/>
-          <w:color w:val="000000"/>
-          <w:sz w:val="24"/>
-          <w:szCs w:val="24"/>
-          <w:shd w:val="clear" w:color="auto" w:fill="FFFFFF"/>
-        </w:rPr>
-        <w:t>demographies</w:t>
-      </w:r>
-      <w:proofErr w:type="spellEnd"/>
-      <w:r>
-        <w:rPr>
-          <w:rFonts w:ascii="Times New Roman" w:hAnsi="Times New Roman" w:cs="Times New Roman"/>
-          <w:color w:val="000000"/>
-          <w:sz w:val="24"/>
-          <w:szCs w:val="24"/>
-          <w:shd w:val="clear" w:color="auto" w:fill="FFFFFF"/>
-        </w:rPr>
-        <w:t xml:space="preserve"> you inferred with </w:t>
-      </w:r>
-      <w:proofErr w:type="spellStart"/>
-      <w:r>
-        <w:rPr>
-          <w:rFonts w:ascii="Times New Roman" w:hAnsi="Times New Roman" w:cs="Times New Roman"/>
-          <w:color w:val="000000"/>
-          <w:sz w:val="24"/>
-          <w:szCs w:val="24"/>
-          <w:shd w:val="clear" w:color="auto" w:fill="FFFFFF"/>
-        </w:rPr>
-        <w:t>dadi</w:t>
-      </w:r>
-      <w:proofErr w:type="spellEnd"/>
-      <w:r>
-        <w:rPr>
-          <w:rFonts w:ascii="Times New Roman" w:hAnsi="Times New Roman" w:cs="Times New Roman"/>
-          <w:color w:val="000000"/>
-          <w:sz w:val="24"/>
-          <w:szCs w:val="24"/>
-          <w:shd w:val="clear" w:color="auto" w:fill="FFFFFF"/>
-        </w:rPr>
-        <w:t xml:space="preserve"> to test whether the peaks in </w:t>
-      </w:r>
-      <w:proofErr w:type="spellStart"/>
-      <w:r>
-        <w:rPr>
-          <w:rFonts w:ascii="Times New Roman" w:hAnsi="Times New Roman" w:cs="Times New Roman"/>
-          <w:color w:val="000000"/>
-          <w:sz w:val="24"/>
-          <w:szCs w:val="24"/>
-          <w:shd w:val="clear" w:color="auto" w:fill="FFFFFF"/>
-        </w:rPr>
-        <w:t>Fst</w:t>
-      </w:r>
-      <w:proofErr w:type="spellEnd"/>
-      <w:r>
-        <w:rPr>
-          <w:rFonts w:ascii="Times New Roman" w:hAnsi="Times New Roman" w:cs="Times New Roman"/>
-          <w:color w:val="000000"/>
-          <w:sz w:val="24"/>
-          <w:szCs w:val="24"/>
-          <w:shd w:val="clear" w:color="auto" w:fill="FFFFFF"/>
-        </w:rPr>
-        <w:t xml:space="preserve"> and low heterozygosity you observe are not expected by chance under a neutral demography? </w:t>
-      </w:r>
-      <w:r>
-        <w:rPr>
-          <w:rFonts w:ascii="Times New Roman" w:hAnsi="Times New Roman" w:cs="Times New Roman"/>
-          <w:color w:val="000000"/>
-          <w:sz w:val="24"/>
-          <w:szCs w:val="24"/>
-        </w:rPr>
-        <w:br/>
-      </w:r>
-      <w:r>
-        <w:rPr>
-          <w:rFonts w:ascii="Times New Roman" w:hAnsi="Times New Roman" w:cs="Times New Roman"/>
-          <w:color w:val="000000"/>
-          <w:sz w:val="24"/>
-          <w:szCs w:val="24"/>
-        </w:rPr>
-        <w:br/>
-      </w:r>
-      <w:r>
-        <w:rPr>
-          <w:rFonts w:ascii="Times New Roman" w:hAnsi="Times New Roman" w:cs="Times New Roman"/>
-          <w:color w:val="000000"/>
-          <w:sz w:val="24"/>
-          <w:szCs w:val="24"/>
-          <w:shd w:val="clear" w:color="auto" w:fill="FFFFFF"/>
-        </w:rPr>
-        <w:t>What does “higher gene expression acidity” mean? </w:t>
-      </w:r>
-      <w:r>
-        <w:rPr>
-          <w:rFonts w:ascii="Times New Roman" w:hAnsi="Times New Roman" w:cs="Times New Roman"/>
-          <w:color w:val="000000"/>
-          <w:sz w:val="24"/>
-          <w:szCs w:val="24"/>
-        </w:rPr>
-        <w:br/>
-      </w:r>
-      <w:r>
-        <w:rPr>
-          <w:rFonts w:ascii="Times New Roman" w:hAnsi="Times New Roman" w:cs="Times New Roman"/>
-          <w:color w:val="000000"/>
-          <w:sz w:val="24"/>
-          <w:szCs w:val="24"/>
-        </w:rPr>
-        <w:br/>
-      </w:r>
-      <w:r>
-        <w:rPr>
-          <w:rFonts w:ascii="Times New Roman" w:hAnsi="Times New Roman" w:cs="Times New Roman"/>
-          <w:color w:val="000000"/>
-          <w:sz w:val="24"/>
-          <w:szCs w:val="24"/>
-          <w:shd w:val="clear" w:color="auto" w:fill="FFFFFF"/>
-        </w:rPr>
-        <w:t>Many more citations needed throughout the text </w:t>
-      </w:r>
-      <w:r>
-        <w:rPr>
-          <w:rFonts w:ascii="Times New Roman" w:hAnsi="Times New Roman" w:cs="Times New Roman"/>
-          <w:color w:val="000000"/>
-          <w:sz w:val="24"/>
-          <w:szCs w:val="24"/>
-        </w:rPr>
-        <w:br/>
-      </w:r>
-      <w:r>
-        <w:rPr>
-          <w:rFonts w:ascii="Times New Roman" w:hAnsi="Times New Roman" w:cs="Times New Roman"/>
-          <w:color w:val="000000"/>
-          <w:sz w:val="24"/>
-          <w:szCs w:val="24"/>
-        </w:rPr>
-        <w:br/>
-      </w:r>
-      <w:r>
-        <w:rPr>
-          <w:rFonts w:ascii="Times New Roman" w:hAnsi="Times New Roman" w:cs="Times New Roman"/>
-          <w:color w:val="000000"/>
-          <w:sz w:val="24"/>
-          <w:szCs w:val="24"/>
-          <w:shd w:val="clear" w:color="auto" w:fill="FFFFFF"/>
-        </w:rPr>
-        <w:t>In the Discussion, could there be some discussion of a possible domestication bottleneck? Was there a domestication bottleneck in the domestic duck lineage? When do you think domestication occurred? How does that impact your results? Why is the population decline thought to be only due to environmental factors? </w:t>
-      </w:r>
-      <w:r>
-        <w:rPr>
-          <w:rFonts w:ascii="Times New Roman" w:hAnsi="Times New Roman" w:cs="Times New Roman"/>
-          <w:color w:val="000000"/>
-          <w:sz w:val="24"/>
-          <w:szCs w:val="24"/>
-        </w:rPr>
-        <w:br/>
-      </w:r>
-      <w:r>
-        <w:rPr>
-          <w:rFonts w:ascii="Times New Roman" w:hAnsi="Times New Roman" w:cs="Times New Roman"/>
-          <w:color w:val="000000"/>
-          <w:sz w:val="24"/>
-          <w:szCs w:val="24"/>
-        </w:rPr>
-        <w:br/>
-      </w:r>
-      <w:r>
-        <w:rPr>
-          <w:rFonts w:ascii="Times New Roman" w:hAnsi="Times New Roman" w:cs="Times New Roman"/>
-          <w:color w:val="000000"/>
-          <w:sz w:val="24"/>
-          <w:szCs w:val="24"/>
-          <w:shd w:val="clear" w:color="auto" w:fill="FFFFFF"/>
-        </w:rPr>
-        <w:t>Could the divergent peaks in the Z chromosome region be related to the lower relative effective population size of the Z chromosome compared to autosomes? I need to see some discussion of how the different effective size of the Z-chromosome could impact your results. This could also be tested using simulations. </w:t>
-      </w:r>
-      <w:r>
-        <w:rPr>
-          <w:rFonts w:ascii="Times New Roman" w:hAnsi="Times New Roman" w:cs="Times New Roman"/>
-          <w:color w:val="000000"/>
-          <w:sz w:val="24"/>
-          <w:szCs w:val="24"/>
-        </w:rPr>
-        <w:br/>
-      </w:r>
-      <w:r>
-        <w:rPr>
-          <w:rFonts w:ascii="Times New Roman" w:hAnsi="Times New Roman" w:cs="Times New Roman"/>
-          <w:color w:val="000000"/>
-          <w:sz w:val="24"/>
-          <w:szCs w:val="24"/>
-        </w:rPr>
-        <w:br/>
-      </w:r>
-      <w:r>
-        <w:rPr>
-          <w:rFonts w:ascii="Times New Roman" w:hAnsi="Times New Roman" w:cs="Times New Roman"/>
-          <w:color w:val="000000"/>
-          <w:sz w:val="24"/>
-          <w:szCs w:val="24"/>
-          <w:shd w:val="clear" w:color="auto" w:fill="FFFFFF"/>
-        </w:rPr>
-        <w:t xml:space="preserve">Figure 2B: Make it clearer that migration is the main difference between the models. Are what’s plotted here bootstraps or independent runs of </w:t>
-      </w:r>
-      <w:proofErr w:type="spellStart"/>
-      <w:r>
-        <w:rPr>
-          <w:rFonts w:ascii="Times New Roman" w:hAnsi="Times New Roman" w:cs="Times New Roman"/>
-          <w:color w:val="000000"/>
-          <w:sz w:val="24"/>
-          <w:szCs w:val="24"/>
-          <w:shd w:val="clear" w:color="auto" w:fill="FFFFFF"/>
-        </w:rPr>
-        <w:t>dadi</w:t>
-      </w:r>
-      <w:proofErr w:type="spellEnd"/>
-      <w:r>
-        <w:rPr>
-          <w:rFonts w:ascii="Times New Roman" w:hAnsi="Times New Roman" w:cs="Times New Roman"/>
-          <w:color w:val="000000"/>
-          <w:sz w:val="24"/>
-          <w:szCs w:val="24"/>
-          <w:shd w:val="clear" w:color="auto" w:fill="FFFFFF"/>
-        </w:rPr>
-        <w:t xml:space="preserve"> based on the same underlying SFS? How do the likelihoods differ within each distribution? Is it possible to mark the maximum likelihood estimate within independent runs of </w:t>
-      </w:r>
-      <w:proofErr w:type="spellStart"/>
-      <w:r>
-        <w:rPr>
-          <w:rFonts w:ascii="Times New Roman" w:hAnsi="Times New Roman" w:cs="Times New Roman"/>
-          <w:color w:val="000000"/>
-          <w:sz w:val="24"/>
-          <w:szCs w:val="24"/>
-          <w:shd w:val="clear" w:color="auto" w:fill="FFFFFF"/>
-        </w:rPr>
-        <w:t>dadi</w:t>
-      </w:r>
-      <w:proofErr w:type="spellEnd"/>
-      <w:r>
-        <w:rPr>
-          <w:rFonts w:ascii="Times New Roman" w:hAnsi="Times New Roman" w:cs="Times New Roman"/>
-          <w:color w:val="000000"/>
-          <w:sz w:val="24"/>
-          <w:szCs w:val="24"/>
-          <w:shd w:val="clear" w:color="auto" w:fill="FFFFFF"/>
-        </w:rPr>
-        <w:t>? The discussion in the SI of why there are two peaks in the model with migration is really interesting – maybe move into main text </w:t>
-      </w:r>
-      <w:r>
-        <w:rPr>
-          <w:rFonts w:ascii="Times New Roman" w:hAnsi="Times New Roman" w:cs="Times New Roman"/>
-          <w:color w:val="000000"/>
-          <w:sz w:val="24"/>
-          <w:szCs w:val="24"/>
-        </w:rPr>
-        <w:br/>
-      </w:r>
-      <w:r>
-        <w:rPr>
-          <w:rFonts w:ascii="Times New Roman" w:hAnsi="Times New Roman" w:cs="Times New Roman"/>
-          <w:color w:val="000000"/>
-          <w:sz w:val="24"/>
-          <w:szCs w:val="24"/>
-        </w:rPr>
-        <w:br/>
-      </w:r>
-      <w:r>
-        <w:rPr>
-          <w:rFonts w:ascii="Times New Roman" w:hAnsi="Times New Roman" w:cs="Times New Roman"/>
-          <w:color w:val="000000"/>
-          <w:sz w:val="24"/>
-          <w:szCs w:val="24"/>
-          <w:shd w:val="clear" w:color="auto" w:fill="FFFFFF"/>
-        </w:rPr>
-        <w:lastRenderedPageBreak/>
-        <w:t>Supplement: </w:t>
-      </w:r>
-      <w:r>
-        <w:rPr>
-          <w:rFonts w:ascii="Times New Roman" w:hAnsi="Times New Roman" w:cs="Times New Roman"/>
-          <w:color w:val="000000"/>
-          <w:sz w:val="24"/>
-          <w:szCs w:val="24"/>
-        </w:rPr>
-        <w:br/>
-      </w:r>
-      <w:r>
-        <w:rPr>
-          <w:rFonts w:ascii="Times New Roman" w:hAnsi="Times New Roman" w:cs="Times New Roman"/>
-          <w:color w:val="000000"/>
-          <w:sz w:val="24"/>
-          <w:szCs w:val="24"/>
-          <w:shd w:val="clear" w:color="auto" w:fill="FFFFFF"/>
-        </w:rPr>
-        <w:t>The SI text and figure legends need editing (typos, phrasing, non-standard terms). </w:t>
-      </w:r>
-      <w:r>
-        <w:rPr>
-          <w:rFonts w:ascii="Times New Roman" w:hAnsi="Times New Roman" w:cs="Times New Roman"/>
-          <w:color w:val="000000"/>
-          <w:sz w:val="24"/>
-          <w:szCs w:val="24"/>
-        </w:rPr>
-        <w:br/>
-      </w:r>
-      <w:r>
-        <w:rPr>
-          <w:rFonts w:ascii="Times New Roman" w:hAnsi="Times New Roman" w:cs="Times New Roman"/>
-          <w:color w:val="000000"/>
-          <w:sz w:val="24"/>
-          <w:szCs w:val="24"/>
-        </w:rPr>
-        <w:br/>
-      </w:r>
-      <w:r>
-        <w:rPr>
-          <w:rFonts w:ascii="Times New Roman" w:hAnsi="Times New Roman" w:cs="Times New Roman"/>
-          <w:color w:val="000000"/>
-          <w:sz w:val="24"/>
-          <w:szCs w:val="24"/>
-          <w:shd w:val="clear" w:color="auto" w:fill="FFFFFF"/>
-        </w:rPr>
-        <w:t>The details on genome assembly / annotation look pretty good. Need some editing </w:t>
-      </w:r>
-      <w:r>
-        <w:rPr>
-          <w:rFonts w:ascii="Times New Roman" w:hAnsi="Times New Roman" w:cs="Times New Roman"/>
-          <w:color w:val="000000"/>
-          <w:sz w:val="24"/>
-          <w:szCs w:val="24"/>
-        </w:rPr>
-        <w:br/>
-      </w:r>
-      <w:r>
-        <w:rPr>
-          <w:rFonts w:ascii="Times New Roman" w:hAnsi="Times New Roman" w:cs="Times New Roman"/>
-          <w:color w:val="000000"/>
-          <w:sz w:val="24"/>
-          <w:szCs w:val="24"/>
-        </w:rPr>
-        <w:br/>
-      </w:r>
-      <w:r>
-        <w:rPr>
-          <w:rFonts w:ascii="Times New Roman" w:hAnsi="Times New Roman" w:cs="Times New Roman"/>
-          <w:color w:val="000000"/>
-          <w:sz w:val="24"/>
-          <w:szCs w:val="24"/>
-          <w:shd w:val="clear" w:color="auto" w:fill="FFFFFF"/>
-        </w:rPr>
-        <w:t>Genotype calling methods sound good, though require editing. It’s great that you validated 10 SNPs and that 9/10 were valid. Nice work! </w:t>
-      </w:r>
-      <w:r>
-        <w:rPr>
-          <w:rFonts w:ascii="Times New Roman" w:hAnsi="Times New Roman" w:cs="Times New Roman"/>
-          <w:color w:val="000000"/>
-          <w:sz w:val="24"/>
-          <w:szCs w:val="24"/>
-        </w:rPr>
-        <w:br/>
-      </w:r>
-      <w:r>
-        <w:rPr>
-          <w:rFonts w:ascii="Times New Roman" w:hAnsi="Times New Roman" w:cs="Times New Roman"/>
-          <w:color w:val="000000"/>
-          <w:sz w:val="24"/>
-          <w:szCs w:val="24"/>
-        </w:rPr>
-        <w:br/>
-      </w:r>
-      <w:r>
-        <w:rPr>
-          <w:rFonts w:ascii="Times New Roman" w:hAnsi="Times New Roman" w:cs="Times New Roman"/>
-          <w:color w:val="000000"/>
-          <w:sz w:val="24"/>
-          <w:szCs w:val="24"/>
-          <w:shd w:val="clear" w:color="auto" w:fill="FFFFFF"/>
-        </w:rPr>
-        <w:t xml:space="preserve">The section on </w:t>
-      </w:r>
-      <w:proofErr w:type="spellStart"/>
-      <w:r>
-        <w:rPr>
-          <w:rFonts w:ascii="Times New Roman" w:hAnsi="Times New Roman" w:cs="Times New Roman"/>
-          <w:color w:val="000000"/>
-          <w:sz w:val="24"/>
-          <w:szCs w:val="24"/>
-          <w:shd w:val="clear" w:color="auto" w:fill="FFFFFF"/>
-        </w:rPr>
-        <w:t>dadi</w:t>
-      </w:r>
-      <w:proofErr w:type="spellEnd"/>
-      <w:r>
-        <w:rPr>
-          <w:rFonts w:ascii="Times New Roman" w:hAnsi="Times New Roman" w:cs="Times New Roman"/>
-          <w:color w:val="000000"/>
-          <w:sz w:val="24"/>
-          <w:szCs w:val="24"/>
-          <w:shd w:val="clear" w:color="auto" w:fill="FFFFFF"/>
-        </w:rPr>
-        <w:t xml:space="preserve"> explaining why a 2D model is used is very confusing, though I think I agree with the decision. Needs to be re-written and made a lot </w:t>
-      </w:r>
-      <w:proofErr w:type="gramStart"/>
-      <w:r>
-        <w:rPr>
-          <w:rFonts w:ascii="Times New Roman" w:hAnsi="Times New Roman" w:cs="Times New Roman"/>
-          <w:color w:val="000000"/>
-          <w:sz w:val="24"/>
-          <w:szCs w:val="24"/>
-          <w:shd w:val="clear" w:color="auto" w:fill="FFFFFF"/>
-        </w:rPr>
-        <w:t>more clear</w:t>
-      </w:r>
-      <w:proofErr w:type="gramEnd"/>
-      <w:r>
-        <w:rPr>
-          <w:rFonts w:ascii="Times New Roman" w:hAnsi="Times New Roman" w:cs="Times New Roman"/>
-          <w:color w:val="000000"/>
-          <w:sz w:val="24"/>
-          <w:szCs w:val="24"/>
-          <w:shd w:val="clear" w:color="auto" w:fill="FFFFFF"/>
-        </w:rPr>
-        <w:t xml:space="preserve">. Differences between bootstraps and replicates of </w:t>
-      </w:r>
-      <w:proofErr w:type="spellStart"/>
-      <w:r>
-        <w:rPr>
-          <w:rFonts w:ascii="Times New Roman" w:hAnsi="Times New Roman" w:cs="Times New Roman"/>
-          <w:color w:val="000000"/>
-          <w:sz w:val="24"/>
-          <w:szCs w:val="24"/>
-          <w:shd w:val="clear" w:color="auto" w:fill="FFFFFF"/>
-        </w:rPr>
-        <w:t>dadi</w:t>
-      </w:r>
-      <w:proofErr w:type="spellEnd"/>
-      <w:r>
-        <w:rPr>
-          <w:rFonts w:ascii="Times New Roman" w:hAnsi="Times New Roman" w:cs="Times New Roman"/>
-          <w:color w:val="000000"/>
-          <w:sz w:val="24"/>
-          <w:szCs w:val="24"/>
-          <w:shd w:val="clear" w:color="auto" w:fill="FFFFFF"/>
-        </w:rPr>
-        <w:t xml:space="preserve"> need to be distinguished. </w:t>
-      </w:r>
-      <w:r>
-        <w:rPr>
-          <w:rFonts w:ascii="Times New Roman" w:hAnsi="Times New Roman" w:cs="Times New Roman"/>
-          <w:color w:val="000000"/>
-          <w:sz w:val="24"/>
-          <w:szCs w:val="24"/>
-        </w:rPr>
-        <w:br/>
-      </w:r>
-      <w:r>
-        <w:rPr>
-          <w:rFonts w:ascii="Times New Roman" w:hAnsi="Times New Roman" w:cs="Times New Roman"/>
-          <w:color w:val="000000"/>
-          <w:sz w:val="24"/>
-          <w:szCs w:val="24"/>
-        </w:rPr>
-        <w:br/>
-      </w:r>
-      <w:r>
-        <w:rPr>
-          <w:rFonts w:ascii="Times New Roman" w:hAnsi="Times New Roman" w:cs="Times New Roman"/>
-          <w:color w:val="000000"/>
-          <w:sz w:val="24"/>
-          <w:szCs w:val="24"/>
-          <w:shd w:val="clear" w:color="auto" w:fill="FFFFFF"/>
-        </w:rPr>
-        <w:t>Figure S1 – transposable elements not transportable elements </w:t>
-      </w:r>
-      <w:r>
-        <w:rPr>
-          <w:rFonts w:ascii="Times New Roman" w:hAnsi="Times New Roman" w:cs="Times New Roman"/>
-          <w:color w:val="000000"/>
-          <w:sz w:val="24"/>
-          <w:szCs w:val="24"/>
-        </w:rPr>
-        <w:br/>
-      </w:r>
-      <w:r>
-        <w:rPr>
-          <w:rFonts w:ascii="Times New Roman" w:hAnsi="Times New Roman" w:cs="Times New Roman"/>
-          <w:color w:val="000000"/>
-          <w:sz w:val="24"/>
-          <w:szCs w:val="24"/>
-        </w:rPr>
-        <w:br/>
-      </w:r>
-      <w:r>
-        <w:rPr>
-          <w:rFonts w:ascii="Times New Roman" w:hAnsi="Times New Roman" w:cs="Times New Roman"/>
-          <w:color w:val="000000"/>
-          <w:sz w:val="24"/>
-          <w:szCs w:val="24"/>
-          <w:shd w:val="clear" w:color="auto" w:fill="FFFFFF"/>
-        </w:rPr>
-        <w:t>Figure S16-17 – need axis labels and legible axes </w:t>
-      </w:r>
-      <w:r>
-        <w:rPr>
-          <w:rFonts w:ascii="Times New Roman" w:hAnsi="Times New Roman" w:cs="Times New Roman"/>
-          <w:color w:val="000000"/>
-          <w:sz w:val="24"/>
-          <w:szCs w:val="24"/>
-        </w:rPr>
-        <w:br/>
-      </w:r>
-      <w:r>
-        <w:rPr>
-          <w:rFonts w:ascii="Times New Roman" w:hAnsi="Times New Roman" w:cs="Times New Roman"/>
-          <w:color w:val="000000"/>
-          <w:sz w:val="24"/>
-          <w:szCs w:val="24"/>
-        </w:rPr>
-        <w:br/>
-      </w:r>
-      <w:r>
-        <w:rPr>
-          <w:rFonts w:ascii="Times New Roman" w:hAnsi="Times New Roman" w:cs="Times New Roman"/>
-          <w:color w:val="000000"/>
-          <w:sz w:val="24"/>
-          <w:szCs w:val="24"/>
-          <w:shd w:val="clear" w:color="auto" w:fill="FFFFFF"/>
-        </w:rPr>
-        <w:t>Figure S18 – very nice to compare PSMC curves across coverage. Good work! </w:t>
-      </w:r>
-      <w:r>
-        <w:rPr>
-          <w:rFonts w:ascii="Times New Roman" w:hAnsi="Times New Roman" w:cs="Times New Roman"/>
-          <w:color w:val="000000"/>
-          <w:sz w:val="24"/>
-          <w:szCs w:val="24"/>
-        </w:rPr>
-        <w:br/>
-      </w:r>
-      <w:r>
-        <w:rPr>
-          <w:rFonts w:ascii="Times New Roman" w:hAnsi="Times New Roman" w:cs="Times New Roman"/>
-          <w:color w:val="000000"/>
-          <w:sz w:val="24"/>
-          <w:szCs w:val="24"/>
-        </w:rPr>
         <w:br/>
       </w:r>
       <w:r>
@@ -5287,6 +5463,31 @@
       <w:szCs w:val="18"/>
     </w:rPr>
   </w:style>
+  <w:style w:type="paragraph" w:styleId="a7">
+    <w:name w:val="Balloon Text"/>
+    <w:basedOn w:val="a"/>
+    <w:link w:val="a8"/>
+    <w:uiPriority w:val="99"/>
+    <w:semiHidden/>
+    <w:unhideWhenUsed/>
+    <w:rsid w:val="007A6D8D"/>
+    <w:rPr>
+      <w:sz w:val="18"/>
+      <w:szCs w:val="18"/>
+    </w:rPr>
+  </w:style>
+  <w:style w:type="character" w:customStyle="1" w:styleId="a8">
+    <w:name w:val="批注框文本 字符"/>
+    <w:basedOn w:val="a0"/>
+    <w:link w:val="a7"/>
+    <w:uiPriority w:val="99"/>
+    <w:semiHidden/>
+    <w:rsid w:val="007A6D8D"/>
+    <w:rPr>
+      <w:sz w:val="18"/>
+      <w:szCs w:val="18"/>
+    </w:rPr>
+  </w:style>
 </w:styles>
 </file>
 
